--- a/deliverables/문병로_교수의_메트릭_스튜디오_02_04_블로그_게시용.docx
+++ b/deliverables/문병로_교수의_메트릭_스튜디오_02_04_블로그_게시용.docx
@@ -33,6 +33,18 @@
           <w:sz w:val="22"/>
         </w:rPr>
         <w:t>2장에는 강한 주식이 계속 강해지는지에 대한 상반된 결과가 나온다. 어떤 연구에서는 모멘텀이, 어떤 연구에서는 반전이, 또 다른 연구에서는 둘 다 뚜렷하지 않다. 처음에는 어느 결과가 맞는지를 가려야 한다고 생각했다. 그런데 같은 질문에서 서로 다른 결론이 반복된다면, 시장을 하나의 법칙으로 설명하려는 방식부터 의심해야 한다.</w:t>
+      </w:r>
+    </w:p>
+    <w:p>
+      <w:pPr>
+        <w:spacing w:after="160" w:line="320" w:lineRule="auto"/>
+      </w:pPr>
+      <w:r>
+        <w:rPr>
+          <w:rFonts w:ascii="Malgun Gothic" w:hAnsi="Malgun Gothic" w:eastAsia="Malgun Gothic"/>
+          <w:sz w:val="22"/>
+        </w:rPr>
+        <w:t>내가 백테스트를 하며 가장 자주 한 행동도 승자를 고르는 일이었다. 기간을 조금 바꾸면 모멘텀이 앞섰고, 유동성 기준을 바꾸면 반전이 다시 좋아 보였다. 그때마다 더 좋은 파라미터를 찾으려 했다. 이번에는 그 경쟁의 승자를 고르지 않고, 후보들이 함께 약해지는 순간 자체를 데이터로 만들기로 했다.</w:t>
       </w:r>
     </w:p>
     <w:p>

--- a/deliverables/문병로_교수의_메트릭_스튜디오_02_04_블로그_게시용.docx
+++ b/deliverables/문병로_교수의_메트릭_스튜디오_02_04_블로그_게시용.docx
@@ -1169,66 +1169,14 @@
     </w:p>
     <w:p>
       <w:pPr>
-        <w:pStyle w:val="Heading2"/>
-      </w:pPr>
-      <w:r>
-        <w:t>재현 자료</w:t>
-      </w:r>
-    </w:p>
-    <w:p>
-      <w:pPr>
-        <w:pStyle w:val="ListBullet"/>
-        <w:spacing w:after="80"/>
+        <w:spacing w:after="160" w:line="320" w:lineRule="auto"/>
       </w:pPr>
       <w:r>
         <w:rPr>
           <w:rFonts w:ascii="Malgun Gothic" w:hAnsi="Malgun Gothic" w:eastAsia="Malgun Gothic"/>
-          <w:color w:val="373737"/>
-          <w:sz w:val="19"/>
+          <w:sz w:val="22"/>
         </w:rPr>
-        <w:t>실패 공분산 실험 코드: https://github.com/Rowoon-Lee5/metric_studio_by_moon/blob/main/experiments/meta_structure_research.py</w:t>
-      </w:r>
-    </w:p>
-    <w:p>
-      <w:pPr>
-        <w:pStyle w:val="ListBullet"/>
-        <w:spacing w:after="80"/>
-      </w:pPr>
-      <w:r>
-        <w:rPr>
-          <w:rFonts w:ascii="Malgun Gothic" w:hAnsi="Malgun Gothic" w:eastAsia="Malgun Gothic"/>
-          <w:color w:val="373737"/>
-          <w:sz w:val="19"/>
-        </w:rPr>
-        <w:t>실패 상태별 결과: https://github.com/Rowoon-Lee5/metric_studio_by_moon/blob/main/results/model_failure_state_summary.csv</w:t>
-      </w:r>
-    </w:p>
-    <w:p>
-      <w:pPr>
-        <w:pStyle w:val="ListBullet"/>
-        <w:spacing w:after="80"/>
-      </w:pPr>
-      <w:r>
-        <w:rPr>
-          <w:rFonts w:ascii="Malgun Gothic" w:hAnsi="Malgun Gothic" w:eastAsia="Malgun Gothic"/>
-          <w:color w:val="373737"/>
-          <w:sz w:val="19"/>
-        </w:rPr>
-        <w:t>메타 구조 실험 보고서: https://github.com/Rowoon-Lee5/metric_studio_by_moon/blob/main/results/meta_structure_report.json</w:t>
-      </w:r>
-    </w:p>
-    <w:p>
-      <w:pPr>
-        <w:pStyle w:val="ListBullet"/>
-        <w:spacing w:after="80"/>
-      </w:pPr>
-      <w:r>
-        <w:rPr>
-          <w:rFonts w:ascii="Malgun Gothic" w:hAnsi="Malgun Gothic" w:eastAsia="Malgun Gothic"/>
-          <w:color w:val="373737"/>
-          <w:sz w:val="19"/>
-        </w:rPr>
-        <w:t>시간 분할 실패 상태 결과: https://github.com/Rowoon-Lee5/metric_studio_by_moon/blob/main/results/failure_coherence_time_split.csv</w:t>
+        <w:t>### GitHub에서 확인할 수 있는 것</w:t>
       </w:r>
     </w:p>
     <w:p>
@@ -1240,7 +1188,31 @@
           <w:rFonts w:ascii="Malgun Gothic" w:hAnsi="Malgun Gothic" w:eastAsia="Malgun Gothic"/>
           <w:sz w:val="22"/>
         </w:rPr>
-        <w:t>이 글은 투자 권유가 아니다. 작은 표본의 패턴을 매매 규칙으로 착각하지 않기 위한 연구 기록이다.</w:t>
+        <w:t>- [공동 실패 상태를 만드는 코드](https://github.com/Rowoon-Lee5/metric_studio_by_moon/blob/main/experiments/meta_structure_research.py): 네 신호의 동시 부진을 상태 변수로 바꾼 방법</w:t>
+      </w:r>
+    </w:p>
+    <w:p>
+      <w:pPr>
+        <w:spacing w:after="160" w:line="320" w:lineRule="auto"/>
+      </w:pPr>
+      <w:r>
+        <w:rPr>
+          <w:rFonts w:ascii="Malgun Gothic" w:hAnsi="Malgun Gothic" w:eastAsia="Malgun Gothic"/>
+          <w:sz w:val="22"/>
+        </w:rPr>
+        <w:t>- [실패 개수별 다음 달 시장수익률](https://github.com/Rowoon-Lee5/metric_studio_by_moon/blob/main/results/model_failure_state_summary.csv): 본문의 상태별 관측 수와 평균수익률 원자료</w:t>
+      </w:r>
+    </w:p>
+    <w:p>
+      <w:pPr>
+        <w:spacing w:after="160" w:line="320" w:lineRule="auto"/>
+      </w:pPr>
+      <w:r>
+        <w:rPr>
+          <w:rFonts w:ascii="Malgun Gothic" w:hAnsi="Malgun Gothic" w:eastAsia="Malgun Gothic"/>
+          <w:sz w:val="22"/>
+        </w:rPr>
+        <w:t>- [기간을 나눈 뒤의 검증 결과](https://github.com/Rowoon-Lee5/metric_studio_by_moon/blob/main/results/failure_coherence_time_split.csv): 2014년 전후에도 방향이 유지되는지 확인한 결과</w:t>
       </w:r>
     </w:p>
     <w:p>

--- a/deliverables/문병로_교수의_메트릭_스튜디오_02_04_블로그_게시용.docx
+++ b/deliverables/문병로_교수의_메트릭_스튜디오_02_04_블로그_게시용.docx
@@ -47,60 +47,50 @@
         <w:t>내가 백테스트를 하며 가장 자주 한 행동도 승자를 고르는 일이었다. 기간을 조금 바꾸면 모멘텀이 앞섰고, 유동성 기준을 바꾸면 반전이 다시 좋아 보였다. 그때마다 더 좋은 파라미터를 찾으려 했다. 이번에는 그 경쟁의 승자를 고르지 않고, 후보들이 함께 약해지는 순간 자체를 데이터로 만들기로 했다.</w:t>
       </w:r>
     </w:p>
+    <w:tbl>
+      <w:tblPr>
+        <w:tblW w:type="auto" w:w="0"/>
+        <w:jc w:val="center"/>
+        <w:tblLayout w:type="fixed"/>
+        <w:tblLook w:firstColumn="1" w:firstRow="1" w:lastColumn="0" w:lastRow="0" w:noHBand="0" w:noVBand="1" w:val="04A0"/>
+      </w:tblPr>
+      <w:tblGrid>
+        <w:gridCol w:w="9360"/>
+      </w:tblGrid>
+      <w:tr>
+        <w:tc>
+          <w:tcPr>
+            <w:tcW w:type="dxa" w:w="9072"/>
+            <w:shd w:fill="F4F6F9"/>
+            <w:tcMar>
+              <w:top w:w="110" w:type="dxa"/>
+              <w:start w:w="180" w:type="dxa"/>
+              <w:bottom w:w="110" w:type="dxa"/>
+              <w:end w:w="180" w:type="dxa"/>
+            </w:tcMar>
+            <w:vAlign w:val="center"/>
+          </w:tcPr>
+          <w:p>
+            <w:pPr>
+              <w:spacing w:after="0" w:line="288" w:lineRule="auto"/>
+            </w:pPr>
+            <w:r>
+              <w:rPr>
+                <w:rFonts w:ascii="Malgun Gothic" w:hAnsi="Malgun Gothic" w:eastAsia="Malgun Gothic"/>
+                <w:b/>
+                <w:color w:val="1F3A5F"/>
+                <w:sz w:val="21"/>
+              </w:rPr>
+              <w:t>“같은 실험에 대해 한국과 미국의 현상이 다르고, 미국 데이터를 놓고도 연구자에 따라 세 가지 방향의 결론이 다 나왔다.”</w:t>
+            </w:r>
+          </w:p>
+        </w:tc>
+      </w:tr>
+    </w:tbl>
     <w:p>
       <w:pPr>
-        <w:keepNext/>
-        <w:spacing w:before="120" w:after="60"/>
-        <w:jc w:val="center"/>
+        <w:spacing w:after="0"/>
       </w:pPr>
-      <w:r>
-        <w:drawing>
-          <wp:inline xmlns:a="http://schemas.openxmlformats.org/drawingml/2006/main" xmlns:pic="http://schemas.openxmlformats.org/drawingml/2006/picture">
-            <wp:extent cx="5577840" cy="2417064"/>
-            <wp:docPr id="1" name="Picture 1"/>
-            <wp:cNvGraphicFramePr>
-              <a:graphicFrameLocks noChangeAspect="1"/>
-            </wp:cNvGraphicFramePr>
-            <a:graphic>
-              <a:graphicData uri="http://schemas.openxmlformats.org/drawingml/2006/picture">
-                <pic:pic>
-                  <pic:nvPicPr>
-                    <pic:cNvPr id="0" name="08_book_excerpt_mixed_results.png"/>
-                    <pic:cNvPicPr/>
-                  </pic:nvPicPr>
-                  <pic:blipFill>
-                    <a:blip r:embed="rId9"/>
-                    <a:stretch>
-                      <a:fillRect/>
-                    </a:stretch>
-                  </pic:blipFill>
-                  <pic:spPr>
-                    <a:xfrm>
-                      <a:off x="0" y="0"/>
-                      <a:ext cx="5577840" cy="2417064"/>
-                    </a:xfrm>
-                    <a:prstGeom prst="rect"/>
-                  </pic:spPr>
-                </pic:pic>
-              </a:graphicData>
-            </a:graphic>
-          </wp:inline>
-        </w:drawing>
-      </w:r>
-    </w:p>
-    <w:p>
-      <w:pPr>
-        <w:pStyle w:val="FigureCaption"/>
-        <w:jc w:val="center"/>
-      </w:pPr>
-      <w:r>
-        <w:rPr>
-          <w:rFonts w:ascii="Malgun Gothic" w:hAnsi="Malgun Gothic" w:eastAsia="Malgun Gothic"/>
-          <w:color w:val="595959"/>
-          <w:sz w:val="18"/>
-        </w:rPr>
-        <w:t>책 2장 발췌 - 상반된 시장 관찰</w:t>
-      </w:r>
     </w:p>
     <w:p>
       <w:pPr>
@@ -124,6 +114,54 @@
           <w:sz w:val="22"/>
         </w:rPr>
         <w:t>나는 예전에 모멘텀과 반전 중 어느 쪽이 한국 시장에 더 맞는지부터 결정하려 했다. 기간을 조금 바꾸면 결론이 바뀌고, 유동성 기준을 바꾸면 다시 바뀌었다. 그때마다 더 좋은 파라미터를 찾으려 했다. 지금 보면 질문이 잘못됐다. 한 전략의 승자를 고르는 일보다, 서로 다른 전략이 동시에 약해지는 순간을 측정하는 일이 먼저였을 수 있다.</w:t>
+      </w:r>
+    </w:p>
+    <w:p>
+      <w:pPr>
+        <w:spacing w:after="160" w:line="320" w:lineRule="auto"/>
+      </w:pPr>
+      <w:r>
+        <w:rPr>
+          <w:rFonts w:ascii="Malgun Gothic" w:hAnsi="Malgun Gothic" w:eastAsia="Malgun Gothic"/>
+          <w:sz w:val="22"/>
+        </w:rPr>
+        <w:t>책이 보여 준 상반된 결과는 이 의심을 더 크게 만들었다. 어떤 표본에서는 많이 오른 종목이 더 오르는 모멘텀이 강하게 보이고, 다른 표본에서는 적당히 오른 중간 그룹의 이후 수익률이 더 높다. 최근에 가장 많이 오른 그룹과 가장 적게 오른 그룹의 수익률이 모두 낮게 나오는 경우도 있다. 이 세 결과 중 하나만 읽으면 시장의 법칙처럼 보인다. 세 결과를 함께 읽으면, 먼저 표본·기간·유니버스·보유기간을 물어야 한다는 뜻이 된다.</w:t>
+      </w:r>
+    </w:p>
+    <w:p>
+      <w:pPr>
+        <w:spacing w:after="160" w:line="320" w:lineRule="auto"/>
+      </w:pPr>
+      <w:r>
+        <w:rPr>
+          <w:rFonts w:ascii="Malgun Gothic" w:hAnsi="Malgun Gothic" w:eastAsia="Malgun Gothic"/>
+          <w:sz w:val="22"/>
+        </w:rPr>
+        <w:t>나는 이 문제를 모멘텀의 기간을 더 잘 고르는 문제로 풀고 싶었다. 6개월 대신 12개월을 쓰고, 1개월 반전을 더하고, 유동성 기준을 조금 바꾸면 과거 성과는 계속 달라진다. 하지만 가장 높은 숫자를 고르는 과정은 전략을 발견하는 과정이 아니라, 사후적으로 가장 잘 설명되는 파라미터를 고르는 과정이 될 수 있다. 그래서 4편에서는 모멘텀과 반전 중 어느 쪽이 맞는지 말하지 않는다. 둘을 포함한 여러 신호가 언제 함께 약해지는지를 먼저 본다.</w:t>
+      </w:r>
+    </w:p>
+    <w:p>
+      <w:pPr>
+        <w:spacing w:after="160" w:line="320" w:lineRule="auto"/>
+      </w:pPr>
+      <w:r>
+        <w:rPr>
+          <w:rFonts w:ascii="Malgun Gothic" w:hAnsi="Malgun Gothic" w:eastAsia="Malgun Gothic"/>
+          <w:sz w:val="22"/>
+        </w:rPr>
+        <w:t>이 전환에는 한 가지 실무적인 이유도 있다. 모델 하나가 부진할 때는 그 모델의 문제일 수 있다. 반전이 약한 달에 모멘텀이 정상적으로 작동한다면, 단순히 두 신호의 성격이 다른 것일 수 있다. 하지만 반전·모멘텀·저변동성·소형주가 같은 달에 모두 기대보다 크게 부진하다면 이야기가 달라진다. 개별 전략의 파라미터보다, 여러 전략이 공유하는 시장 환경이나 데이터의 한계가 먼저 의심된다.</w:t>
+      </w:r>
+    </w:p>
+    <w:p>
+      <w:pPr>
+        <w:spacing w:after="160" w:line="320" w:lineRule="auto"/>
+      </w:pPr>
+      <w:r>
+        <w:rPr>
+          <w:rFonts w:ascii="Malgun Gothic" w:hAnsi="Malgun Gothic" w:eastAsia="Malgun Gothic"/>
+          <w:sz w:val="22"/>
+        </w:rPr>
+        <w:t>그래서 실패를 수익률이 음수인 달로 단순화하지 않았다. 각 신호의 현재 수익률을 직전 36개월의 자기 분포와 비교했다. 평소 성과에서 한 표준편차 이상 아래로 밀린 달만 실패로 표시했다. 이 기준도 정답은 아니다. 다만 상승장이든 하락장이든, 각 모델이 자기 기준에서 예상보다 크게 벗어난 순간을 같은 척도로 세기 위한 장치다. 시장 수익률의 방향과 모델의 실패를 구분하려 한 이유도 여기에 있다.</w:t>
       </w:r>
     </w:p>
     <w:p>
@@ -649,7 +687,7 @@
         <w:drawing>
           <wp:inline xmlns:a="http://schemas.openxmlformats.org/drawingml/2006/main" xmlns:pic="http://schemas.openxmlformats.org/drawingml/2006/picture">
             <wp:extent cx="5577840" cy="3021330"/>
-            <wp:docPr id="2" name="Picture 2"/>
+            <wp:docPr id="1" name="Picture 1"/>
             <wp:cNvGraphicFramePr>
               <a:graphicFrameLocks noChangeAspect="1"/>
             </wp:cNvGraphicFramePr>
@@ -661,7 +699,7 @@
                     <pic:cNvPicPr/>
                   </pic:nvPicPr>
                   <pic:blipFill>
-                    <a:blip r:embed="rId10"/>
+                    <a:blip r:embed="rId9"/>
                     <a:stretch>
                       <a:fillRect/>
                     </a:stretch>
@@ -716,6 +754,18 @@
           <w:sz w:val="22"/>
         </w:rPr>
         <w:t>하지만 이 결과를 위기 예측 규칙으로 만들면 안 된다. 세 개와 네 개의 신호가 동시에 실패한 경우는 각각 두 번과 다섯 번뿐이다. 가장 극적인 숫자가 가장 약한 표본에서 나왔다는 사실을 빼고 말하면, 이 실험은 다시 백테스트 자랑이 된다.</w:t>
+      </w:r>
+    </w:p>
+    <w:p>
+      <w:pPr>
+        <w:spacing w:after="160" w:line="320" w:lineRule="auto"/>
+      </w:pPr>
+      <w:r>
+        <w:rPr>
+          <w:rFonts w:ascii="Malgun Gothic" w:hAnsi="Malgun Gothic" w:eastAsia="Malgun Gothic"/>
+          <w:sz w:val="22"/>
+        </w:rPr>
+        <w:t>공동 실패가 데이터 오류일 가능성도 남아 있다. 모든 신호가 같은 수정주가 패널과 월말 리밸런싱 규칙을 공유하기 때문에, 특정 월의 가격 처리 방식이나 거래 불가능 종목의 처리 오류가 여러 모델을 동시에 흔들 수 있다. 그래서 공동 실패를 곧바로 시장 국면이라고 부르지 않았다. 기간을 나눠 방향이 유지되는지 보고, 이후에는 뉴스·공시·호가처럼 다른 생성 과정에서 나온 데이터와 교차 검증해야 한다. 이 작업이 끝나기 전까지 공동 실패는 매매 신호가 아니라, 내가 사용한 설명들이 동시에 약해졌다는 경고다.</w:t>
       </w:r>
     </w:p>
     <w:p>
@@ -1169,14 +1219,52 @@
     </w:p>
     <w:p>
       <w:pPr>
-        <w:spacing w:after="160" w:line="320" w:lineRule="auto"/>
+        <w:pStyle w:val="Heading2"/>
+      </w:pPr>
+      <w:r>
+        <w:t>GitHub에서 확인할 수 있는 것</w:t>
+      </w:r>
+    </w:p>
+    <w:p>
+      <w:pPr>
+        <w:pStyle w:val="ListBullet"/>
+        <w:spacing w:after="80"/>
       </w:pPr>
       <w:r>
         <w:rPr>
           <w:rFonts w:ascii="Malgun Gothic" w:hAnsi="Malgun Gothic" w:eastAsia="Malgun Gothic"/>
-          <w:sz w:val="22"/>
+          <w:color w:val="373737"/>
+          <w:sz w:val="19"/>
         </w:rPr>
-        <w:t>### GitHub에서 확인할 수 있는 것</w:t>
+        <w:t>공동 실패 상태를 만드는 코드: https://github.com/Rowoon-Lee5/metric_studio_by_moon/blob/main/experiments/meta_structure_research.py</w:t>
+      </w:r>
+    </w:p>
+    <w:p>
+      <w:pPr>
+        <w:pStyle w:val="ListBullet"/>
+        <w:spacing w:after="80"/>
+      </w:pPr>
+      <w:r>
+        <w:rPr>
+          <w:rFonts w:ascii="Malgun Gothic" w:hAnsi="Malgun Gothic" w:eastAsia="Malgun Gothic"/>
+          <w:color w:val="373737"/>
+          <w:sz w:val="19"/>
+        </w:rPr>
+        <w:t>실패 개수별 다음 달 시장수익률: https://github.com/Rowoon-Lee5/metric_studio_by_moon/blob/main/results/model_failure_state_summary.csv</w:t>
+      </w:r>
+    </w:p>
+    <w:p>
+      <w:pPr>
+        <w:pStyle w:val="ListBullet"/>
+        <w:spacing w:after="80"/>
+      </w:pPr>
+      <w:r>
+        <w:rPr>
+          <w:rFonts w:ascii="Malgun Gothic" w:hAnsi="Malgun Gothic" w:eastAsia="Malgun Gothic"/>
+          <w:color w:val="373737"/>
+          <w:sz w:val="19"/>
+        </w:rPr>
+        <w:t>기간을 나눈 뒤의 검증 결과: https://github.com/Rowoon-Lee5/metric_studio_by_moon/blob/main/results/failure_coherence_time_split.csv</w:t>
       </w:r>
     </w:p>
     <w:p>
@@ -1188,31 +1276,7 @@
           <w:rFonts w:ascii="Malgun Gothic" w:hAnsi="Malgun Gothic" w:eastAsia="Malgun Gothic"/>
           <w:sz w:val="22"/>
         </w:rPr>
-        <w:t>- [공동 실패 상태를 만드는 코드](https://github.com/Rowoon-Lee5/metric_studio_by_moon/blob/main/experiments/meta_structure_research.py): 네 신호의 동시 부진을 상태 변수로 바꾼 방법</w:t>
-      </w:r>
-    </w:p>
-    <w:p>
-      <w:pPr>
-        <w:spacing w:after="160" w:line="320" w:lineRule="auto"/>
-      </w:pPr>
-      <w:r>
-        <w:rPr>
-          <w:rFonts w:ascii="Malgun Gothic" w:hAnsi="Malgun Gothic" w:eastAsia="Malgun Gothic"/>
-          <w:sz w:val="22"/>
-        </w:rPr>
-        <w:t>- [실패 개수별 다음 달 시장수익률](https://github.com/Rowoon-Lee5/metric_studio_by_moon/blob/main/results/model_failure_state_summary.csv): 본문의 상태별 관측 수와 평균수익률 원자료</w:t>
-      </w:r>
-    </w:p>
-    <w:p>
-      <w:pPr>
-        <w:spacing w:after="160" w:line="320" w:lineRule="auto"/>
-      </w:pPr>
-      <w:r>
-        <w:rPr>
-          <w:rFonts w:ascii="Malgun Gothic" w:hAnsi="Malgun Gothic" w:eastAsia="Malgun Gothic"/>
-          <w:sz w:val="22"/>
-        </w:rPr>
-        <w:t>- [기간을 나눈 뒤의 검증 결과](https://github.com/Rowoon-Lee5/metric_studio_by_moon/blob/main/results/failure_coherence_time_split.csv): 2014년 전후에도 방향이 유지되는지 확인한 결과</w:t>
+        <w:t>이 글은 투자 권유가 아니다. 작은 표본의 패턴을 매매 규칙으로 착각하지 않기 위한 연구 기록이다.</w:t>
       </w:r>
     </w:p>
     <w:p>

--- a/deliverables/문병로_교수의_메트릭_스튜디오_02_04_블로그_게시용.docx
+++ b/deliverables/문병로_교수의_메트릭_스튜디오_02_04_블로그_게시용.docx
@@ -1219,6 +1219,42 @@
     </w:p>
     <w:p>
       <w:pPr>
+        <w:spacing w:after="160" w:line="320" w:lineRule="auto"/>
+      </w:pPr>
+      <w:r>
+        <w:rPr>
+          <w:rFonts w:ascii="Malgun Gothic" w:hAnsi="Malgun Gothic" w:eastAsia="Malgun Gothic"/>
+          <w:sz w:val="22"/>
+        </w:rPr>
+        <w:t>이 시도는 시장을 정규분포의 평균과 분산으로만 요약하는 방식에도 거리를 둔다. 평균수익률과 변동성은 필요하지만, 극단적인 손실이 어느 신호에서 동시에 나타났는지는 따로 알려 주지 않는다. 같은 표준편차의 움직임이라도 하나의 전략만 흔들린 달과 네 전략이 함께 기대를 배반한 달은 운용자가 마주하는 위험이 다르다. 그래서 나는 시장 상태를 수익률의 크기만으로 부르지 않고, 모델 실패의 동시성으로도 기록해 보려 한다.</w:t>
+      </w:r>
+    </w:p>
+    <w:p>
+      <w:pPr>
+        <w:spacing w:after="160" w:line="320" w:lineRule="auto"/>
+      </w:pPr>
+      <w:r>
+        <w:rPr>
+          <w:rFonts w:ascii="Malgun Gothic" w:hAnsi="Malgun Gothic" w:eastAsia="Malgun Gothic"/>
+          <w:sz w:val="22"/>
+        </w:rPr>
+        <w:t>다만 실패 개수가 높을 때 현금을 늘리거나 포지션을 줄이는 규칙을 지금 만들지는 않는다. 관측 수가 적은 상태에서 규칙을 만들면, 위기 이후의 몇 달을 정확히 설명하는 대신 다음 위기에서는 전혀 다른 방식으로 실패할 수 있다. 이 글에서 남긴 수치는 ‘공동 실패가 위험하다’는 매매 명령이 아니라, 다음 검증에서 버려지거나 살아남을 수 있는 가설이다.</w:t>
+      </w:r>
+    </w:p>
+    <w:p>
+      <w:pPr>
+        <w:spacing w:after="160" w:line="320" w:lineRule="auto"/>
+      </w:pPr>
+      <w:r>
+        <w:rPr>
+          <w:rFonts w:ascii="Malgun Gothic" w:hAnsi="Malgun Gothic" w:eastAsia="Malgun Gothic"/>
+          <w:sz w:val="22"/>
+        </w:rPr>
+        <w:t>내가 더 궁금한 것은 공동 실패의 원인이다. 뉴스가 한 종목군에 집중된 날인지, 특정 공시가 시장 전체의 기대를 바꾼 날인지, 호가 스프레드가 넓어져 어떤 모델도 원래 가격에 거래할 수 없던 날인지에 따라 대응은 달라진다. 가격 신호만으로 만든 실패 지표는 원인을 말해 주지 않는다. 그래서 이 글의 다음 단계는 더 복잡한 예측 모델이 아니라, 실패한 달의 정보 환경을 복원하는 작업이다.</w:t>
+      </w:r>
+    </w:p>
+    <w:p>
+      <w:pPr>
         <w:pStyle w:val="Heading2"/>
       </w:pPr>
       <w:r>

--- a/deliverables/문병로_교수의_메트릭_스튜디오_02_04_블로그_게시용.docx
+++ b/deliverables/문병로_교수의_메트릭_스튜디오_02_04_블로그_게시용.docx
@@ -1255,6 +1255,54 @@
     </w:p>
     <w:p>
       <w:pPr>
+        <w:spacing w:after="160" w:line="320" w:lineRule="auto"/>
+      </w:pPr>
+      <w:r>
+        <w:rPr>
+          <w:rFonts w:ascii="Malgun Gothic" w:hAnsi="Malgun Gothic" w:eastAsia="Malgun Gothic"/>
+          <w:sz w:val="22"/>
+        </w:rPr>
+        <w:t>여기서 한 가지 더 조심할 점은 ‘한 표준편차 아래’를 정규분포의 확률처럼 해석하지 않는 것이다. 주식 수익률의 상승과 하락은 좌우 대칭이 아니고, 극단적인 손실은 평균과 분산만으로 충분히 설명되지 않는다. 내가 사용한 36개월 기준은 실패를 동일한 단위로 표시하기 위한 내부 기준일 뿐, 시장수익률이 정규분포를 따른다는 가정이 아니다. 이 구분을 하지 않으면 실패 상태라는 지표도 다시 익숙한 통계 언어로 시장의 비대칭성을 지워 버릴 수 있다.</w:t>
+      </w:r>
+    </w:p>
+    <w:p>
+      <w:pPr>
+        <w:spacing w:after="160" w:line="320" w:lineRule="auto"/>
+      </w:pPr>
+      <w:r>
+        <w:rPr>
+          <w:rFonts w:ascii="Malgun Gothic" w:hAnsi="Malgun Gothic" w:eastAsia="Malgun Gothic"/>
+          <w:sz w:val="22"/>
+        </w:rPr>
+        <w:t>책이 모멘텀과 반전에서 상반된 결과를 함께 보여 준 이유는 한 전략이 거짓이라는 뜻이 아니다. 같은 전략도 시장·기간·운용 방식이 달라지면 다른 보상을 받을 수 있다는 뜻이다. 나는 이 사실을 ‘한국에서는 모멘텀이 안 된다’는 결론으로 줄이고 싶었다. 하지만 내 데이터에서 약했던 모멘텀이 다른 기간에도 약한지, 비용을 넣은 뒤에도 약한지, 소형주와 대형주에서 같은지 확인하지 않은 결론은 시장의 법칙이 아니라 내 백테스트의 메모일 뿐이다.</w:t>
+      </w:r>
+    </w:p>
+    <w:p>
+      <w:pPr>
+        <w:spacing w:after="160" w:line="320" w:lineRule="auto"/>
+      </w:pPr>
+      <w:r>
+        <w:rPr>
+          <w:rFonts w:ascii="Malgun Gothic" w:hAnsi="Malgun Gothic" w:eastAsia="Malgun Gothic"/>
+          <w:sz w:val="22"/>
+        </w:rPr>
+        <w:t>공동 실패를 기록하는 방식은 이 성급한 일반화를 피하려는 시도다. 모멘텀이 이기는 달과 반전이 이기는 달을 미리 구분하지 않아도 된다. 대신 네 신호가 각자의 예상에서 얼마나 벗어났는지 보고, 같은 달에 설명력이 무너졌는지를 기록한다. 이 지표가 다음 달 시장수익률과 관계를 보인다면, 그것은 ‘어느 팩터를 사야 하는가’보다 앞선 질문, 즉 ‘현재 내가 의존하는 설명들이 동시에 취약해졌는가’를 다룰 수 있게 한다.</w:t>
+      </w:r>
+    </w:p>
+    <w:p>
+      <w:pPr>
+        <w:spacing w:after="160" w:line="320" w:lineRule="auto"/>
+      </w:pPr>
+      <w:r>
+        <w:rPr>
+          <w:rFonts w:ascii="Malgun Gothic" w:hAnsi="Malgun Gothic" w:eastAsia="Malgun Gothic"/>
+          <w:sz w:val="22"/>
+        </w:rPr>
+        <w:t>물론 이 접근도 새로운 과적합이 될 수 있다. 실패 기준을 36개월과 한 표준편차로 정한 것 역시 선택이고, 관측 수가 적은 극단 상태의 평균은 쉽게 흔들린다. 그래서 나는 상태 수를 더 잘게 쪼개거나 임계값을 계속 바꿔 가장 예쁜 그래프를 찾지 않았다. 시간 분할에서 방향이 유지되는지까지만 확인했고, 이후 검증은 다른 시장과 다른 정보원으로 넘겼다. 이 글의 가치는 위기 예측기를 만들었다는 데 있지 않다. 시장 국면을 가격의 결과가 아니라 모델의 실패 구조로 읽을 수 있다는, 검증 가능한 질문을 만든 데 있다.</w:t>
+      </w:r>
+    </w:p>
+    <w:p>
+      <w:pPr>
         <w:pStyle w:val="Heading2"/>
       </w:pPr>
       <w:r>

--- a/deliverables/문병로_교수의_메트릭_스튜디오_02_04_블로그_게시용.docx
+++ b/deliverables/문병로_교수의_메트릭_스튜디오_02_04_블로그_게시용.docx
@@ -8,7 +8,7 @@
         <w:jc w:val="left"/>
       </w:pPr>
       <w:r>
-        <w:t>[문병로 교수의 메트릭 스튜디오 02] 2장 시장관찰 ④ 시장은 가격보다 먼저 모델의 실패로 드러날 수 있을까</w:t>
+        <w:t>[문병로 교수의 메트릭 스튜디오 02] 2장 시장관찰 ④ 시장 상태는 모델의 공동 실패로 읽을 수 있을까</w:t>
       </w:r>
     </w:p>
     <w:p>
@@ -20,7 +20,7 @@
           <w:rFonts w:ascii="Malgun Gothic" w:hAnsi="Malgun Gothic" w:eastAsia="Malgun Gothic"/>
           <w:sz w:val="22"/>
         </w:rPr>
-        <w:t>3편에서 가격·거래량·시가총액 패널에서 나온 모델들의 합의가 안전장치가 아니라는 결과를 확인했다. 그 뒤에는 한 모델의 승자를 고르는 일보다, 여러 모델이 같은 시점에 무너지는 장면을 보는 편이 더 중요하다는 생각이 남았다.</w:t>
+        <w:t>3편에서 가격·거래량·시가총액 패널에서 나온 모델들의 합의가 안전장치가 아니라는 결과를 확인했다. 그러면 한 모델의 승자를 고르는 일보다, 여러 모델이 같은 시점에 무너지는 장면을 기록하는 편이 더 낫지 않을까. 2장에 모멘텀과 반전의 상반된 결과가 함께 나온 이유도 이 질문으로 읽혔다.</w:t>
       </w:r>
     </w:p>
     <w:p>
@@ -32,19 +32,7 @@
           <w:rFonts w:ascii="Malgun Gothic" w:hAnsi="Malgun Gothic" w:eastAsia="Malgun Gothic"/>
           <w:sz w:val="22"/>
         </w:rPr>
-        <w:t>2장에는 강한 주식이 계속 강해지는지에 대한 상반된 결과가 나온다. 어떤 연구에서는 모멘텀이, 어떤 연구에서는 반전이, 또 다른 연구에서는 둘 다 뚜렷하지 않다. 처음에는 어느 결과가 맞는지를 가려야 한다고 생각했다. 그런데 같은 질문에서 서로 다른 결론이 반복된다면, 시장을 하나의 법칙으로 설명하려는 방식부터 의심해야 한다.</w:t>
-      </w:r>
-    </w:p>
-    <w:p>
-      <w:pPr>
-        <w:spacing w:after="160" w:line="320" w:lineRule="auto"/>
-      </w:pPr>
-      <w:r>
-        <w:rPr>
-          <w:rFonts w:ascii="Malgun Gothic" w:hAnsi="Malgun Gothic" w:eastAsia="Malgun Gothic"/>
-          <w:sz w:val="22"/>
-        </w:rPr>
-        <w:t>내가 백테스트를 하며 가장 자주 한 행동도 승자를 고르는 일이었다. 기간을 조금 바꾸면 모멘텀이 앞섰고, 유동성 기준을 바꾸면 반전이 다시 좋아 보였다. 그때마다 더 좋은 파라미터를 찾으려 했다. 이번에는 그 경쟁의 승자를 고르지 않고, 후보들이 함께 약해지는 순간 자체를 데이터로 만들기로 했다.</w:t>
+        <w:t>어떤 표본에서는 많이 오른 종목이 더 오르는 모멘텀이 보이고, 다른 표본에서는 최근에 덜 오른 종목이 회복하는 반전이 보인다. 둘 다 약한 표본도 있다. 처음에는 어느 쪽이 한국 시장에 맞는지 고르려 했다. 기간을 조금 바꾸고 유동성 기준을 바꿀 때마다 답이 달라지자, 더 좋은 파라미터를 찾는 일은 끝이 없었다.</w:t>
       </w:r>
     </w:p>
     <w:tbl>
@@ -101,7 +89,7 @@
           <w:rFonts w:ascii="Malgun Gothic" w:hAnsi="Malgun Gothic" w:eastAsia="Malgun Gothic"/>
           <w:sz w:val="22"/>
         </w:rPr>
-        <w:t>시장을 강세장·약세장·횡보장으로 구분하는 방식은 익숙하다. 하지만 그 이름은 가격이 움직인 뒤에 붙는다. 투자 전에 필요한 것은 시장이 다음 달에 오를지 내릴지보다, 내가 믿었던 모델들이 언제부터 같은 이유로 틀리기 시작하는지일 수 있다.</w:t>
+        <w:t>이 문장을 읽고 질문을 바꿨다. 모멘텀과 반전 중 어느 전략이 다음 달에 이길지를 묻는 대신, 반전·모멘텀·저변동성·소형주가 자기 기준에서 동시에 크게 기대를 밑돈 달이 있는지 보자. 한 모델만 약한 달은 그 모델의 문제일 수 있다. 서로 다른 규칙이 함께 기대를 배반하면, 공통된 시장 환경이나 공통 데이터의 한계가 먼저 의심된다.</w:t>
       </w:r>
     </w:p>
     <w:p>
@@ -113,7 +101,15 @@
           <w:rFonts w:ascii="Malgun Gothic" w:hAnsi="Malgun Gothic" w:eastAsia="Malgun Gothic"/>
           <w:sz w:val="22"/>
         </w:rPr>
-        <w:t>나는 예전에 모멘텀과 반전 중 어느 쪽이 한국 시장에 더 맞는지부터 결정하려 했다. 기간을 조금 바꾸면 결론이 바뀌고, 유동성 기준을 바꾸면 다시 바뀌었다. 그때마다 더 좋은 파라미터를 찾으려 했다. 지금 보면 질문이 잘못됐다. 한 전략의 승자를 고르는 일보다, 서로 다른 전략이 동시에 약해지는 순간을 측정하는 일이 먼저였을 수 있다.</w:t>
+        <w:t>다만 여기에는 처음부터 피해야 할 과장이 있다. 네 신호 모두 가격·거래량·시가총액 패널에서 나왔다. 이들이 함께 실패한다는 사실은 시장을 가격보다 먼저 본다는 뜻이 아니다. 공동 실패도 결국 월말 가격으로 확인한 사건이다. 이 지표가 할 수 있는 일은 ‘다음 달을 맞힌다’는 선언이 아니라, 내가 의존한 설명들이 같은 달에 동시에 약해졌는지를 기록하는 일이다.</w:t>
+      </w:r>
+    </w:p>
+    <w:p>
+      <w:pPr>
+        <w:pStyle w:val="Heading2"/>
+      </w:pPr>
+      <w:r>
+        <w:t>실패를 어떻게 셌는가</w:t>
       </w:r>
     </w:p>
     <w:p>
@@ -125,7 +121,7 @@
           <w:rFonts w:ascii="Malgun Gothic" w:hAnsi="Malgun Gothic" w:eastAsia="Malgun Gothic"/>
           <w:sz w:val="22"/>
         </w:rPr>
-        <w:t>책이 보여 준 상반된 결과는 이 의심을 더 크게 만들었다. 어떤 표본에서는 많이 오른 종목이 더 오르는 모멘텀이 강하게 보이고, 다른 표본에서는 적당히 오른 중간 그룹의 이후 수익률이 더 높다. 최근에 가장 많이 오른 그룹과 가장 적게 오른 그룹의 수익률이 모두 낮게 나오는 경우도 있다. 이 세 결과 중 하나만 읽으면 시장의 법칙처럼 보인다. 세 결과를 함께 읽으면, 먼저 표본·기간·유니버스·보유기간을 물어야 한다는 뜻이 된다.</w:t>
+        <w:t>각 월말에 네 개의 30종목 포트폴리오를 만들었다. 반전은 지난 1개월 수익률이 낮았던 종목, 모멘텀은 지난 6개월 수익률이 높았던 종목, 저변동성은 최근 12개월 변동성이 낮았던 종목, 소형주는 시가총액이 작은 종목을 고른다. 모두 다음 한 달의 수정주가 수익률로 평가했다.</w:t>
       </w:r>
     </w:p>
     <w:p>
@@ -137,7 +133,7 @@
           <w:rFonts w:ascii="Malgun Gothic" w:hAnsi="Malgun Gothic" w:eastAsia="Malgun Gothic"/>
           <w:sz w:val="22"/>
         </w:rPr>
-        <w:t>나는 이 문제를 모멘텀의 기간을 더 잘 고르는 문제로 풀고 싶었다. 6개월 대신 12개월을 쓰고, 1개월 반전을 더하고, 유동성 기준을 조금 바꾸면 과거 성과는 계속 달라진다. 하지만 가장 높은 숫자를 고르는 과정은 전략을 발견하는 과정이 아니라, 사후적으로 가장 잘 설명되는 파라미터를 고르는 과정이 될 수 있다. 그래서 4편에서는 모멘텀과 반전 중 어느 쪽이 맞는지 말하지 않는다. 둘을 포함한 여러 신호가 언제 함께 약해지는지를 먼저 본다.</w:t>
+        <w:t>실패를 단순히 수익률이 음수인 달로 정의하지는 않았다. 신호마다 평소 수익률 수준과 변동성이 다르기 때문이다. 각 신호의 월 t 실현수익률을 직전 36개월 수익률의 평균·표준편차와 비교했다. 직전 평균보다 한 표준편차 이상 낮으면 그 신호를 한 번 실패로 표시했다. 최소 24개월의 과거수익률이 있을 때만 계산했다.</w:t>
       </w:r>
     </w:p>
     <w:p>
@@ -149,7 +145,15 @@
           <w:rFonts w:ascii="Malgun Gothic" w:hAnsi="Malgun Gothic" w:eastAsia="Malgun Gothic"/>
           <w:sz w:val="22"/>
         </w:rPr>
-        <w:t>이 전환에는 한 가지 실무적인 이유도 있다. 모델 하나가 부진할 때는 그 모델의 문제일 수 있다. 반전이 약한 달에 모멘텀이 정상적으로 작동한다면, 단순히 두 신호의 성격이 다른 것일 수 있다. 하지만 반전·모멘텀·저변동성·소형주가 같은 달에 모두 기대보다 크게 부진하다면 이야기가 달라진다. 개별 전략의 파라미터보다, 여러 전략이 공유하는 시장 환경이나 데이터의 한계가 먼저 의심된다.</w:t>
+        <w:t>여기서 ‘한 표준편차 아래’는 정규분포의 확률을 뜻하지 않는다. 수익률이 정규분포라고 가정한 것도 아니다. 서로 다른 신호의 예상 밖 부진을 같은 내부 척도로 표시하기 위한 기준일 뿐이다. 36개월과 한 표준편차도 검증된 최적값이 아니라, 이 연구에서 고정한 관측 규칙이다.</w:t>
+      </w:r>
+    </w:p>
+    <w:p>
+      <w:pPr>
+        <w:pStyle w:val="Heading2"/>
+      </w:pPr>
+      <w:r>
+        <w:t>먼저 버린 결론: 같은 달 수익률은 예측 검증이 아니다</w:t>
       </w:r>
     </w:p>
     <w:p>
@@ -161,7 +165,7 @@
           <w:rFonts w:ascii="Malgun Gothic" w:hAnsi="Malgun Gothic" w:eastAsia="Malgun Gothic"/>
           <w:sz w:val="22"/>
         </w:rPr>
-        <w:t>그래서 실패를 수익률이 음수인 달로 단순화하지 않았다. 각 신호의 현재 수익률을 직전 36개월의 자기 분포와 비교했다. 평소 성과에서 한 표준편차 이상 아래로 밀린 달만 실패로 표시했다. 이 기준도 정답은 아니다. 다만 상승장이든 하락장이든, 각 모델이 자기 기준에서 예상보다 크게 벗어난 순간을 같은 척도로 세기 위한 장치다. 시장 수익률의 방향과 모델의 실패를 구분하려 한 이유도 여기에 있다.</w:t>
+        <w:t>처음 구현에서는 공동 실패 수와 같은 보유기간의 시장수익률을 비교했다. 그러면 ‘실패가 많았던 달에 시장도 나빴다’는 관계는 볼 수 있다. 하지만 공동 실패 자체가 그 달의 실현수익률로 계산되므로, 그 결과를 다음 달 예측처럼 읽으면 시간 순서가 뒤집힌다. 같은 수익률에서 만든 설명변수와 결과변수를 비교한 셈이기 때문이다.</w:t>
       </w:r>
     </w:p>
     <w:p>
@@ -173,7 +177,27 @@
           <w:rFonts w:ascii="Malgun Gothic" w:hAnsi="Malgun Gothic" w:eastAsia="Malgun Gothic"/>
           <w:sz w:val="22"/>
         </w:rPr>
-        <w:t>그래서 반전, 모멘텀, 저변동성, 소형주 포트폴리오의 월간 수익률을 따로 만들었다. 각 신호가 과거 36개월 기대수익률보다 1표준편차 이상 낮은 달을 ‘실패’로 정의하고, 한 달에 몇 개의 신호가 동시에 실패했는지를 기록했다. 시장의 방향 대신 모델의 실패 개수를 상태 변수로 사용한 것이다.</w:t>
+        <w:t>그래서 기존의 극적인 그래프와 ‘실패가 많을수록 다음 달 시장수익률이 나빠졌다’는 문장을 삭제했다. 이 지점은 표현을 순화할 문제가 아니라 실험을 다시 해야 하는 문제였다. 월 t의 수익률이 확정된 뒤에 실패 상태를 관측하고, 그 다음 월 t+1의 수익률을 별도 목표값으로 두었다.</w:t>
+      </w:r>
+    </w:p>
+    <w:p>
+      <w:pPr>
+        <w:spacing w:after="160" w:line="320" w:lineRule="auto"/>
+      </w:pPr>
+      <w:r>
+        <w:rPr>
+          <w:rFonts w:ascii="Malgun Gothic" w:hAnsi="Malgun Gothic" w:eastAsia="Malgun Gothic"/>
+          <w:sz w:val="22"/>
+        </w:rPr>
+        <w:t>여기서 말하는 시장수익률도 정확히 적어야 한다. KOSPI나 KOSDAQ 지수 수익률이 아니다. 네 신호를 계산할 수 있고 21일 평균 거래대금이 있는 종목들의 다음 달 수정주가 수익률을 동일가중한 값이다. 따라서 아래 표는 ‘한국 시장 전체의 경기 예측’이 아니라, 이 실험에 들어온 적격 종목군에서 공동 실패가 다음 달 단면 수익률과 관계가 있는지를 보는 표다.</w:t>
+      </w:r>
+    </w:p>
+    <w:p>
+      <w:pPr>
+        <w:pStyle w:val="Heading2"/>
+      </w:pPr>
+      <w:r>
+        <w:t>한 달 앞으로 밀어 다시 계산한 결과</w:t>
       </w:r>
     </w:p>
     <w:tbl>
@@ -184,14 +208,15 @@
         <w:tblLook w:firstColumn="1" w:firstRow="1" w:lastColumn="0" w:lastRow="0" w:noHBand="0" w:noVBand="1" w:val="04A0"/>
       </w:tblPr>
       <w:tblGrid>
-        <w:gridCol w:w="3120"/>
-        <w:gridCol w:w="3120"/>
-        <w:gridCol w:w="3120"/>
+        <w:gridCol w:w="2340"/>
+        <w:gridCol w:w="2340"/>
+        <w:gridCol w:w="2340"/>
+        <w:gridCol w:w="2340"/>
       </w:tblGrid>
       <w:tr>
         <w:tc>
           <w:tcPr>
-            <w:tcW w:type="dxa" w:w="4896"/>
+            <w:tcW w:type="dxa" w:w="1800"/>
             <w:tcMar>
               <w:top w:w="80" w:type="dxa"/>
               <w:start w:w="120" w:type="dxa"/>
@@ -212,13 +237,13 @@
                 <w:b/>
                 <w:sz w:val="20"/>
               </w:rPr>
-              <w:t>동시에 실패한 신호 수</w:t>
+              <w:t>월 t에 동시에 실패한 신호 수</w:t>
             </w:r>
           </w:p>
         </w:tc>
         <w:tc>
           <w:tcPr>
-            <w:tcW w:type="dxa" w:w="2232"/>
+            <w:tcW w:type="dxa" w:w="1008"/>
             <w:tcMar>
               <w:top w:w="80" w:type="dxa"/>
               <w:start w:w="120" w:type="dxa"/>
@@ -239,13 +264,13 @@
                 <w:b/>
                 <w:sz w:val="20"/>
               </w:rPr>
-              <w:t>다음 달 시장 평균수익률</w:t>
+              <w:t>월 t+1 적격 종목군 평균수익률</w:t>
             </w:r>
           </w:p>
         </w:tc>
         <w:tc>
           <w:tcPr>
-            <w:tcW w:type="dxa" w:w="1728"/>
+            <w:tcW w:type="dxa" w:w="2880"/>
             <w:tcMar>
               <w:top w:w="80" w:type="dxa"/>
               <w:start w:w="120" w:type="dxa"/>
@@ -270,11 +295,38 @@
             </w:r>
           </w:p>
         </w:tc>
+        <w:tc>
+          <w:tcPr>
+            <w:tcW w:type="dxa" w:w="3096"/>
+            <w:tcMar>
+              <w:top w:w="80" w:type="dxa"/>
+              <w:start w:w="120" w:type="dxa"/>
+              <w:bottom w:w="80" w:type="dxa"/>
+              <w:end w:w="120" w:type="dxa"/>
+            </w:tcMar>
+            <w:vAlign w:val="center"/>
+            <w:shd w:fill="F2F4F7"/>
+          </w:tcPr>
+          <w:p>
+            <w:pPr>
+              <w:spacing w:after="0"/>
+              <w:jc w:val="center"/>
+            </w:pPr>
+            <w:r>
+              <w:rPr>
+                <w:rFonts w:ascii="Malgun Gothic" w:hAnsi="Malgun Gothic" w:eastAsia="Malgun Gothic"/>
+                <w:b/>
+                <w:sz w:val="20"/>
+              </w:rPr>
+              <w:t>읽는 법</w:t>
+            </w:r>
+          </w:p>
+        </w:tc>
       </w:tr>
       <w:tr>
         <w:tc>
           <w:tcPr>
-            <w:tcW w:type="dxa" w:w="4896"/>
+            <w:tcW w:type="dxa" w:w="1800"/>
             <w:tcMar>
               <w:top w:w="80" w:type="dxa"/>
               <w:start w:w="120" w:type="dxa"/>
@@ -300,7 +352,7 @@
         </w:tc>
         <w:tc>
           <w:tcPr>
-            <w:tcW w:type="dxa" w:w="2232"/>
+            <w:tcW w:type="dxa" w:w="1008"/>
             <w:tcMar>
               <w:top w:w="80" w:type="dxa"/>
               <w:start w:w="120" w:type="dxa"/>
@@ -320,13 +372,13 @@
                 <w:b w:val="0"/>
                 <w:sz w:val="20"/>
               </w:rPr>
-              <w:t>3.18%</w:t>
+              <w:t>1.34%</w:t>
             </w:r>
           </w:p>
         </w:tc>
         <w:tc>
           <w:tcPr>
-            <w:tcW w:type="dxa" w:w="1728"/>
+            <w:tcW w:type="dxa" w:w="2880"/>
             <w:tcMar>
               <w:top w:w="80" w:type="dxa"/>
               <w:start w:w="120" w:type="dxa"/>
@@ -346,7 +398,33 @@
                 <w:b w:val="0"/>
                 <w:sz w:val="20"/>
               </w:rPr>
-              <w:t>219</w:t>
+              <w:t>209</w:t>
+            </w:r>
+          </w:p>
+        </w:tc>
+        <w:tc>
+          <w:tcPr>
+            <w:tcW w:type="dxa" w:w="3096"/>
+            <w:tcMar>
+              <w:top w:w="80" w:type="dxa"/>
+              <w:start w:w="120" w:type="dxa"/>
+              <w:bottom w:w="80" w:type="dxa"/>
+              <w:end w:w="120" w:type="dxa"/>
+            </w:tcMar>
+            <w:vAlign w:val="center"/>
+          </w:tcPr>
+          <w:p>
+            <w:pPr>
+              <w:spacing w:after="0"/>
+              <w:jc w:val="center"/>
+            </w:pPr>
+            <w:r>
+              <w:rPr>
+                <w:rFonts w:ascii="Malgun Gothic" w:hAnsi="Malgun Gothic" w:eastAsia="Malgun Gothic"/>
+                <w:b w:val="0"/>
+                <w:sz w:val="20"/>
+              </w:rPr>
+              <w:t>기준 상태</w:t>
             </w:r>
           </w:p>
         </w:tc>
@@ -354,7 +432,7 @@
       <w:tr>
         <w:tc>
           <w:tcPr>
-            <w:tcW w:type="dxa" w:w="4896"/>
+            <w:tcW w:type="dxa" w:w="1800"/>
             <w:tcMar>
               <w:top w:w="80" w:type="dxa"/>
               <w:start w:w="120" w:type="dxa"/>
@@ -380,7 +458,7 @@
         </w:tc>
         <w:tc>
           <w:tcPr>
-            <w:tcW w:type="dxa" w:w="2232"/>
+            <w:tcW w:type="dxa" w:w="1008"/>
             <w:tcMar>
               <w:top w:w="80" w:type="dxa"/>
               <w:start w:w="120" w:type="dxa"/>
@@ -400,13 +478,13 @@
                 <w:b w:val="0"/>
                 <w:sz w:val="20"/>
               </w:rPr>
-              <w:t>-0.90%</w:t>
+              <w:t>1.00%</w:t>
             </w:r>
           </w:p>
         </w:tc>
         <w:tc>
           <w:tcPr>
-            <w:tcW w:type="dxa" w:w="1728"/>
+            <w:tcW w:type="dxa" w:w="2880"/>
             <w:tcMar>
               <w:top w:w="80" w:type="dxa"/>
               <w:start w:w="120" w:type="dxa"/>
@@ -430,11 +508,37 @@
             </w:r>
           </w:p>
         </w:tc>
+        <w:tc>
+          <w:tcPr>
+            <w:tcW w:type="dxa" w:w="3096"/>
+            <w:tcMar>
+              <w:top w:w="80" w:type="dxa"/>
+              <w:start w:w="120" w:type="dxa"/>
+              <w:bottom w:w="80" w:type="dxa"/>
+              <w:end w:w="120" w:type="dxa"/>
+            </w:tcMar>
+            <w:vAlign w:val="center"/>
+          </w:tcPr>
+          <w:p>
+            <w:pPr>
+              <w:spacing w:after="0"/>
+              <w:jc w:val="center"/>
+            </w:pPr>
+            <w:r>
+              <w:rPr>
+                <w:rFonts w:ascii="Malgun Gothic" w:hAnsi="Malgun Gothic" w:eastAsia="Malgun Gothic"/>
+                <w:b w:val="0"/>
+                <w:sz w:val="20"/>
+              </w:rPr>
+              <w:t>기준 상태와 큰 차이 없음</w:t>
+            </w:r>
+          </w:p>
+        </w:tc>
       </w:tr>
       <w:tr>
         <w:tc>
           <w:tcPr>
-            <w:tcW w:type="dxa" w:w="4896"/>
+            <w:tcW w:type="dxa" w:w="1800"/>
             <w:tcMar>
               <w:top w:w="80" w:type="dxa"/>
               <w:start w:w="120" w:type="dxa"/>
@@ -460,7 +564,7 @@
         </w:tc>
         <w:tc>
           <w:tcPr>
-            <w:tcW w:type="dxa" w:w="2232"/>
+            <w:tcW w:type="dxa" w:w="1008"/>
             <w:tcMar>
               <w:top w:w="80" w:type="dxa"/>
               <w:start w:w="120" w:type="dxa"/>
@@ -480,13 +584,13 @@
                 <w:b w:val="0"/>
                 <w:sz w:val="20"/>
               </w:rPr>
-              <w:t>-6.00%</w:t>
+              <w:t>1.40%</w:t>
             </w:r>
           </w:p>
         </w:tc>
         <w:tc>
           <w:tcPr>
-            <w:tcW w:type="dxa" w:w="1728"/>
+            <w:tcW w:type="dxa" w:w="2880"/>
             <w:tcMar>
               <w:top w:w="80" w:type="dxa"/>
               <w:start w:w="120" w:type="dxa"/>
@@ -506,7 +610,33 @@
                 <w:b w:val="0"/>
                 <w:sz w:val="20"/>
               </w:rPr>
-              <w:t>29</w:t>
+              <w:t>30</w:t>
+            </w:r>
+          </w:p>
+        </w:tc>
+        <w:tc>
+          <w:tcPr>
+            <w:tcW w:type="dxa" w:w="3096"/>
+            <w:tcMar>
+              <w:top w:w="80" w:type="dxa"/>
+              <w:start w:w="120" w:type="dxa"/>
+              <w:bottom w:w="80" w:type="dxa"/>
+              <w:end w:w="120" w:type="dxa"/>
+            </w:tcMar>
+            <w:vAlign w:val="center"/>
+          </w:tcPr>
+          <w:p>
+            <w:pPr>
+              <w:spacing w:after="0"/>
+              <w:jc w:val="center"/>
+            </w:pPr>
+            <w:r>
+              <w:rPr>
+                <w:rFonts w:ascii="Malgun Gothic" w:hAnsi="Malgun Gothic" w:eastAsia="Malgun Gothic"/>
+                <w:b w:val="0"/>
+                <w:sz w:val="20"/>
+              </w:rPr>
+              <w:t>방향이 이어지지 않음</w:t>
             </w:r>
           </w:p>
         </w:tc>
@@ -514,7 +644,7 @@
       <w:tr>
         <w:tc>
           <w:tcPr>
-            <w:tcW w:type="dxa" w:w="4896"/>
+            <w:tcW w:type="dxa" w:w="1800"/>
             <w:tcMar>
               <w:top w:w="80" w:type="dxa"/>
               <w:start w:w="120" w:type="dxa"/>
@@ -540,7 +670,7 @@
         </w:tc>
         <w:tc>
           <w:tcPr>
-            <w:tcW w:type="dxa" w:w="2232"/>
+            <w:tcW w:type="dxa" w:w="1008"/>
             <w:tcMar>
               <w:top w:w="80" w:type="dxa"/>
               <w:start w:w="120" w:type="dxa"/>
@@ -560,13 +690,13 @@
                 <w:b w:val="0"/>
                 <w:sz w:val="20"/>
               </w:rPr>
-              <w:t>-7.41%</w:t>
+              <w:t>3.16%</w:t>
             </w:r>
           </w:p>
         </w:tc>
         <w:tc>
           <w:tcPr>
-            <w:tcW w:type="dxa" w:w="1728"/>
+            <w:tcW w:type="dxa" w:w="2880"/>
             <w:tcMar>
               <w:top w:w="80" w:type="dxa"/>
               <w:start w:w="120" w:type="dxa"/>
@@ -586,7 +716,33 @@
                 <w:b w:val="0"/>
                 <w:sz w:val="20"/>
               </w:rPr>
-              <w:t>2</w:t>
+              <w:t>1</w:t>
+            </w:r>
+          </w:p>
+        </w:tc>
+        <w:tc>
+          <w:tcPr>
+            <w:tcW w:type="dxa" w:w="3096"/>
+            <w:tcMar>
+              <w:top w:w="80" w:type="dxa"/>
+              <w:start w:w="120" w:type="dxa"/>
+              <w:bottom w:w="80" w:type="dxa"/>
+              <w:end w:w="120" w:type="dxa"/>
+            </w:tcMar>
+            <w:vAlign w:val="center"/>
+          </w:tcPr>
+          <w:p>
+            <w:pPr>
+              <w:spacing w:after="0"/>
+              <w:jc w:val="center"/>
+            </w:pPr>
+            <w:r>
+              <w:rPr>
+                <w:rFonts w:ascii="Malgun Gothic" w:hAnsi="Malgun Gothic" w:eastAsia="Malgun Gothic"/>
+                <w:b w:val="0"/>
+                <w:sz w:val="20"/>
+              </w:rPr>
+              <w:t>표본이 한 번뿐이라 해석 불가</w:t>
             </w:r>
           </w:p>
         </w:tc>
@@ -594,7 +750,7 @@
       <w:tr>
         <w:tc>
           <w:tcPr>
-            <w:tcW w:type="dxa" w:w="4896"/>
+            <w:tcW w:type="dxa" w:w="1800"/>
             <w:tcMar>
               <w:top w:w="80" w:type="dxa"/>
               <w:start w:w="120" w:type="dxa"/>
@@ -620,7 +776,7 @@
         </w:tc>
         <w:tc>
           <w:tcPr>
-            <w:tcW w:type="dxa" w:w="2232"/>
+            <w:tcW w:type="dxa" w:w="1008"/>
             <w:tcMar>
               <w:top w:w="80" w:type="dxa"/>
               <w:start w:w="120" w:type="dxa"/>
@@ -640,13 +796,13 @@
                 <w:b w:val="0"/>
                 <w:sz w:val="20"/>
               </w:rPr>
-              <w:t>-14.65%</w:t>
+              <w:t>-5.81%</w:t>
             </w:r>
           </w:p>
         </w:tc>
         <w:tc>
           <w:tcPr>
-            <w:tcW w:type="dxa" w:w="1728"/>
+            <w:tcW w:type="dxa" w:w="2880"/>
             <w:tcMar>
               <w:top w:w="80" w:type="dxa"/>
               <w:start w:w="120" w:type="dxa"/>
@@ -667,6 +823,32 @@
                 <w:sz w:val="20"/>
               </w:rPr>
               <w:t>5</w:t>
+            </w:r>
+          </w:p>
+        </w:tc>
+        <w:tc>
+          <w:tcPr>
+            <w:tcW w:type="dxa" w:w="3096"/>
+            <w:tcMar>
+              <w:top w:w="80" w:type="dxa"/>
+              <w:start w:w="120" w:type="dxa"/>
+              <w:bottom w:w="80" w:type="dxa"/>
+              <w:end w:w="120" w:type="dxa"/>
+            </w:tcMar>
+            <w:vAlign w:val="center"/>
+          </w:tcPr>
+          <w:p>
+            <w:pPr>
+              <w:spacing w:after="0"/>
+              <w:jc w:val="center"/>
+            </w:pPr>
+            <w:r>
+              <w:rPr>
+                <w:rFonts w:ascii="Malgun Gothic" w:hAnsi="Malgun Gothic" w:eastAsia="Malgun Gothic"/>
+                <w:b w:val="0"/>
+                <w:sz w:val="20"/>
+              </w:rPr>
+              <w:t>평균은 낮지만 표본이 너무 작음</w:t>
             </w:r>
           </w:p>
         </w:tc>
@@ -741,7 +923,7 @@
           <w:rFonts w:ascii="Malgun Gothic" w:hAnsi="Malgun Gothic" w:eastAsia="Malgun Gothic"/>
           <w:sz w:val="22"/>
         </w:rPr>
-        <w:t>아무 신호도 실패하지 않은 달 다음의 시장 평균수익률은 3.18%였다. 하나가 실패한 달 뒤에는 -0.90%, 둘이 실패한 달 뒤에는 -6.00%였다. 실패한 신호가 많을수록 다음 달 수익률이 나빠지는 방향은 분명하게 나타났다.</w:t>
+        <w:t>0개·1개·2개 실패 상태의 다음 달 평균수익률은 1.0%에서 1.4% 범위에 있다. 실패 수가 하나 늘어날수록 다음 달 수익률이 낮아진다는 단조로운 패턴은 사라졌다. 4개 실패 상태의 평균은 -5.81%이지만 관측 수가 다섯 번뿐이고, 중앙값은 -0.23%다. 몇 번의 큰 손실이 평균을 움직였을 가능성을 배제할 수 없다.</w:t>
       </w:r>
     </w:p>
     <w:p>
@@ -753,7 +935,7 @@
           <w:rFonts w:ascii="Malgun Gothic" w:hAnsi="Malgun Gothic" w:eastAsia="Malgun Gothic"/>
           <w:sz w:val="22"/>
         </w:rPr>
-        <w:t>하지만 이 결과를 위기 예측 규칙으로 만들면 안 된다. 세 개와 네 개의 신호가 동시에 실패한 경우는 각각 두 번과 다섯 번뿐이다. 가장 극적인 숫자가 가장 약한 표본에서 나왔다는 사실을 빼고 말하면, 이 실험은 다시 백테스트 자랑이 된다.</w:t>
+        <w:t>기간을 2014년 전후로 나눠도 결과는 예측 규칙을 지지하지 않았다. 실패 수와 다음 달 수익률의 순위상관은 2000~2013년에 -0.036, 2014~2026년에 -0.037이었다. 두 숫자는 사실상 0에 가깝다. 이전 구현에서 강해 보였던 관계는 시간상 같은 보유기간을 비교했을 때의 동시적 관계였고, 한 달 앞으로 목표값을 밀자 남지 않았다.</w:t>
       </w:r>
     </w:p>
     <w:p>
@@ -765,7 +947,30 @@
           <w:rFonts w:ascii="Malgun Gothic" w:hAnsi="Malgun Gothic" w:eastAsia="Malgun Gothic"/>
           <w:sz w:val="22"/>
         </w:rPr>
-        <w:t>공동 실패가 데이터 오류일 가능성도 남아 있다. 모든 신호가 같은 수정주가 패널과 월말 리밸런싱 규칙을 공유하기 때문에, 특정 월의 가격 처리 방식이나 거래 불가능 종목의 처리 오류가 여러 모델을 동시에 흔들 수 있다. 그래서 공동 실패를 곧바로 시장 국면이라고 부르지 않았다. 기간을 나눠 방향이 유지되는지 보고, 이후에는 뉴스·공시·호가처럼 다른 생성 과정에서 나온 데이터와 교차 검증해야 한다. 이 작업이 끝나기 전까지 공동 실패는 매매 신호가 아니라, 내가 사용한 설명들이 동시에 약해졌다는 경고다.</w:t>
+        <w:t xml:space="preserve">이렇게 쓰면 공동 실패라는 아이디어가 실패한 것처럼 보일 수 있다. 그러나 정확히 실패한 것은 더 좁다. </w:t>
+      </w:r>
+      <w:r>
+        <w:rPr>
+          <w:rFonts w:ascii="Malgun Gothic" w:hAnsi="Malgun Gothic" w:eastAsia="Malgun Gothic"/>
+          <w:b/>
+          <w:sz w:val="22"/>
+        </w:rPr>
+        <w:t>이 가격 기반 공동 실패 지표가 다음 달 적격 종목군 수익률을 예측한다는 가설</w:t>
+      </w:r>
+      <w:r>
+        <w:rPr>
+          <w:rFonts w:ascii="Malgun Gothic" w:hAnsi="Malgun Gothic" w:eastAsia="Malgun Gothic"/>
+          <w:sz w:val="22"/>
+        </w:rPr>
+        <w:t>이다. 이 부정적 결과는 그래프를 예쁘게 만드는 파라미터를 더 찾기보다, 지표가 무엇을 관측했는지 다시 묻게 한다.</w:t>
+      </w:r>
+    </w:p>
+    <w:p>
+      <w:pPr>
+        <w:pStyle w:val="Heading2"/>
+      </w:pPr>
+      <w:r>
+        <w:t>공동 실패는 여전히 무엇을 기록할 수 있는가</w:t>
       </w:r>
     </w:p>
     <w:p>
@@ -777,349 +982,32 @@
           <w:rFonts w:ascii="Malgun Gothic" w:hAnsi="Malgun Gothic" w:eastAsia="Malgun Gothic"/>
           <w:sz w:val="22"/>
         </w:rPr>
-        <w:t>그래서 2014년 1월을 기준으로 기간을 나눠 다시 확인했다. 실패 신호 수와 다음 달 시장수익률의 순위상관은 2000~2013년 -0.495, 2014~2026년 -0.556이었다. 한 단계 더 많은 실패 상태로 이동할 때 평균적으로 나빠지는 다음 달 수익률은 각각 -6.59%p와 -3.73%p였고, 6개월 블록 재표집 95% 구간도 두 기간 모두 0보다 낮았다.</w:t>
+        <w:t>공동 실패가 다음 달 수익률을 맞히지 못한다고 해서 쓸모없는 기록은 아니다. 네 신호가 같은 달에 자기 기준보다 크게 부진했다는 사실은, 네 모델이 공유한 데이터와 가정이 동시에 약해진 장면을 표시한다. 이 상태는 포지션을 줄이라는 신호가 아니라, 다음 분석에서 원인을 복원할 달을 고르는 표식이다.</w:t>
       </w:r>
     </w:p>
-    <w:tbl>
-      <w:tblPr>
-        <w:tblW w:type="auto" w:w="0"/>
-        <w:jc w:val="center"/>
-        <w:tblLayout w:type="fixed"/>
-        <w:tblLook w:firstColumn="1" w:firstRow="1" w:lastColumn="0" w:lastRow="0" w:noHBand="0" w:noVBand="1" w:val="04A0"/>
-      </w:tblPr>
-      <w:tblGrid>
-        <w:gridCol w:w="2340"/>
-        <w:gridCol w:w="2340"/>
-        <w:gridCol w:w="2340"/>
-        <w:gridCol w:w="2340"/>
-      </w:tblGrid>
-      <w:tr>
-        <w:tc>
-          <w:tcPr>
-            <w:tcW w:type="dxa" w:w="1800"/>
-            <w:tcMar>
-              <w:top w:w="80" w:type="dxa"/>
-              <w:start w:w="120" w:type="dxa"/>
-              <w:bottom w:w="80" w:type="dxa"/>
-              <w:end w:w="120" w:type="dxa"/>
-            </w:tcMar>
-            <w:vAlign w:val="center"/>
-            <w:shd w:fill="F2F4F7"/>
-          </w:tcPr>
-          <w:p>
-            <w:pPr>
-              <w:spacing w:after="0"/>
-              <w:jc w:val="left"/>
-            </w:pPr>
-            <w:r>
-              <w:rPr>
-                <w:rFonts w:ascii="Malgun Gothic" w:hAnsi="Malgun Gothic" w:eastAsia="Malgun Gothic"/>
-                <w:b/>
-                <w:sz w:val="20"/>
-              </w:rPr>
-              <w:t>구간</w:t>
-            </w:r>
-          </w:p>
-        </w:tc>
-        <w:tc>
-          <w:tcPr>
-            <w:tcW w:type="dxa" w:w="1008"/>
-            <w:tcMar>
-              <w:top w:w="80" w:type="dxa"/>
-              <w:start w:w="120" w:type="dxa"/>
-              <w:bottom w:w="80" w:type="dxa"/>
-              <w:end w:w="120" w:type="dxa"/>
-            </w:tcMar>
-            <w:vAlign w:val="center"/>
-            <w:shd w:fill="F2F4F7"/>
-          </w:tcPr>
-          <w:p>
-            <w:pPr>
-              <w:spacing w:after="0"/>
-              <w:jc w:val="center"/>
-            </w:pPr>
-            <w:r>
-              <w:rPr>
-                <w:rFonts w:ascii="Malgun Gothic" w:hAnsi="Malgun Gothic" w:eastAsia="Malgun Gothic"/>
-                <w:b/>
-                <w:sz w:val="20"/>
-              </w:rPr>
-              <w:t>월수</w:t>
-            </w:r>
-          </w:p>
-        </w:tc>
-        <w:tc>
-          <w:tcPr>
-            <w:tcW w:type="dxa" w:w="2880"/>
-            <w:tcMar>
-              <w:top w:w="80" w:type="dxa"/>
-              <w:start w:w="120" w:type="dxa"/>
-              <w:bottom w:w="80" w:type="dxa"/>
-              <w:end w:w="120" w:type="dxa"/>
-            </w:tcMar>
-            <w:vAlign w:val="center"/>
-            <w:shd w:fill="F2F4F7"/>
-          </w:tcPr>
-          <w:p>
-            <w:pPr>
-              <w:spacing w:after="0"/>
-              <w:jc w:val="center"/>
-            </w:pPr>
-            <w:r>
-              <w:rPr>
-                <w:rFonts w:ascii="Malgun Gothic" w:hAnsi="Malgun Gothic" w:eastAsia="Malgun Gothic"/>
-                <w:b/>
-                <w:sz w:val="20"/>
-              </w:rPr>
-              <w:t>실패 수-다음 달 수익률 순위상관</w:t>
-            </w:r>
-          </w:p>
-        </w:tc>
-        <w:tc>
-          <w:tcPr>
-            <w:tcW w:type="dxa" w:w="3096"/>
-            <w:tcMar>
-              <w:top w:w="80" w:type="dxa"/>
-              <w:start w:w="120" w:type="dxa"/>
-              <w:bottom w:w="80" w:type="dxa"/>
-              <w:end w:w="120" w:type="dxa"/>
-            </w:tcMar>
-            <w:vAlign w:val="center"/>
-            <w:shd w:fill="F2F4F7"/>
-          </w:tcPr>
-          <w:p>
-            <w:pPr>
-              <w:spacing w:after="0"/>
-              <w:jc w:val="center"/>
-            </w:pPr>
-            <w:r>
-              <w:rPr>
-                <w:rFonts w:ascii="Malgun Gothic" w:hAnsi="Malgun Gothic" w:eastAsia="Malgun Gothic"/>
-                <w:b/>
-                <w:sz w:val="20"/>
-              </w:rPr>
-              <w:t>평균 상태 간 변화 95% 구간</w:t>
-            </w:r>
-          </w:p>
-        </w:tc>
-      </w:tr>
-      <w:tr>
-        <w:tc>
-          <w:tcPr>
-            <w:tcW w:type="dxa" w:w="1800"/>
-            <w:tcMar>
-              <w:top w:w="80" w:type="dxa"/>
-              <w:start w:w="120" w:type="dxa"/>
-              <w:bottom w:w="80" w:type="dxa"/>
-              <w:end w:w="120" w:type="dxa"/>
-            </w:tcMar>
-            <w:vAlign w:val="center"/>
-          </w:tcPr>
-          <w:p>
-            <w:pPr>
-              <w:spacing w:after="0"/>
-              <w:jc w:val="left"/>
-            </w:pPr>
-            <w:r>
-              <w:rPr>
-                <w:rFonts w:ascii="Malgun Gothic" w:hAnsi="Malgun Gothic" w:eastAsia="Malgun Gothic"/>
-                <w:b w:val="0"/>
-                <w:sz w:val="20"/>
-              </w:rPr>
-              <w:t>2000~2013</w:t>
-            </w:r>
-          </w:p>
-        </w:tc>
-        <w:tc>
-          <w:tcPr>
-            <w:tcW w:type="dxa" w:w="1008"/>
-            <w:tcMar>
-              <w:top w:w="80" w:type="dxa"/>
-              <w:start w:w="120" w:type="dxa"/>
-              <w:bottom w:w="80" w:type="dxa"/>
-              <w:end w:w="120" w:type="dxa"/>
-            </w:tcMar>
-            <w:vAlign w:val="center"/>
-          </w:tcPr>
-          <w:p>
-            <w:pPr>
-              <w:spacing w:after="0"/>
-              <w:jc w:val="center"/>
-            </w:pPr>
-            <w:r>
-              <w:rPr>
-                <w:rFonts w:ascii="Malgun Gothic" w:hAnsi="Malgun Gothic" w:eastAsia="Malgun Gothic"/>
-                <w:b w:val="0"/>
-                <w:sz w:val="20"/>
-              </w:rPr>
-              <w:t>161</w:t>
-            </w:r>
-          </w:p>
-        </w:tc>
-        <w:tc>
-          <w:tcPr>
-            <w:tcW w:type="dxa" w:w="2880"/>
-            <w:tcMar>
-              <w:top w:w="80" w:type="dxa"/>
-              <w:start w:w="120" w:type="dxa"/>
-              <w:bottom w:w="80" w:type="dxa"/>
-              <w:end w:w="120" w:type="dxa"/>
-            </w:tcMar>
-            <w:vAlign w:val="center"/>
-          </w:tcPr>
-          <w:p>
-            <w:pPr>
-              <w:spacing w:after="0"/>
-              <w:jc w:val="center"/>
-            </w:pPr>
-            <w:r>
-              <w:rPr>
-                <w:rFonts w:ascii="Malgun Gothic" w:hAnsi="Malgun Gothic" w:eastAsia="Malgun Gothic"/>
-                <w:b w:val="0"/>
-                <w:sz w:val="20"/>
-              </w:rPr>
-              <w:t>-0.495</w:t>
-            </w:r>
-          </w:p>
-        </w:tc>
-        <w:tc>
-          <w:tcPr>
-            <w:tcW w:type="dxa" w:w="3096"/>
-            <w:tcMar>
-              <w:top w:w="80" w:type="dxa"/>
-              <w:start w:w="120" w:type="dxa"/>
-              <w:bottom w:w="80" w:type="dxa"/>
-              <w:end w:w="120" w:type="dxa"/>
-            </w:tcMar>
-            <w:vAlign w:val="center"/>
-          </w:tcPr>
-          <w:p>
-            <w:pPr>
-              <w:spacing w:after="0"/>
-              <w:jc w:val="center"/>
-            </w:pPr>
-            <w:r>
-              <w:rPr>
-                <w:rFonts w:ascii="Malgun Gothic" w:hAnsi="Malgun Gothic" w:eastAsia="Malgun Gothic"/>
-                <w:b w:val="0"/>
-                <w:sz w:val="20"/>
-              </w:rPr>
-              <w:t>-11.62%p ~ -3.53%p</w:t>
-            </w:r>
-          </w:p>
-        </w:tc>
-      </w:tr>
-      <w:tr>
-        <w:tc>
-          <w:tcPr>
-            <w:tcW w:type="dxa" w:w="1800"/>
-            <w:tcMar>
-              <w:top w:w="80" w:type="dxa"/>
-              <w:start w:w="120" w:type="dxa"/>
-              <w:bottom w:w="80" w:type="dxa"/>
-              <w:end w:w="120" w:type="dxa"/>
-            </w:tcMar>
-            <w:vAlign w:val="center"/>
-          </w:tcPr>
-          <w:p>
-            <w:pPr>
-              <w:spacing w:after="0"/>
-              <w:jc w:val="left"/>
-            </w:pPr>
-            <w:r>
-              <w:rPr>
-                <w:rFonts w:ascii="Malgun Gothic" w:hAnsi="Malgun Gothic" w:eastAsia="Malgun Gothic"/>
-                <w:b w:val="0"/>
-                <w:sz w:val="20"/>
-              </w:rPr>
-              <w:t>2014~2026</w:t>
-            </w:r>
-          </w:p>
-        </w:tc>
-        <w:tc>
-          <w:tcPr>
-            <w:tcW w:type="dxa" w:w="1008"/>
-            <w:tcMar>
-              <w:top w:w="80" w:type="dxa"/>
-              <w:start w:w="120" w:type="dxa"/>
-              <w:bottom w:w="80" w:type="dxa"/>
-              <w:end w:w="120" w:type="dxa"/>
-            </w:tcMar>
-            <w:vAlign w:val="center"/>
-          </w:tcPr>
-          <w:p>
-            <w:pPr>
-              <w:spacing w:after="0"/>
-              <w:jc w:val="center"/>
-            </w:pPr>
-            <w:r>
-              <w:rPr>
-                <w:rFonts w:ascii="Malgun Gothic" w:hAnsi="Malgun Gothic" w:eastAsia="Malgun Gothic"/>
-                <w:b w:val="0"/>
-                <w:sz w:val="20"/>
-              </w:rPr>
-              <w:t>148</w:t>
-            </w:r>
-          </w:p>
-        </w:tc>
-        <w:tc>
-          <w:tcPr>
-            <w:tcW w:type="dxa" w:w="2880"/>
-            <w:tcMar>
-              <w:top w:w="80" w:type="dxa"/>
-              <w:start w:w="120" w:type="dxa"/>
-              <w:bottom w:w="80" w:type="dxa"/>
-              <w:end w:w="120" w:type="dxa"/>
-            </w:tcMar>
-            <w:vAlign w:val="center"/>
-          </w:tcPr>
-          <w:p>
-            <w:pPr>
-              <w:spacing w:after="0"/>
-              <w:jc w:val="center"/>
-            </w:pPr>
-            <w:r>
-              <w:rPr>
-                <w:rFonts w:ascii="Malgun Gothic" w:hAnsi="Malgun Gothic" w:eastAsia="Malgun Gothic"/>
-                <w:b w:val="0"/>
-                <w:sz w:val="20"/>
-              </w:rPr>
-              <w:t>-0.556</w:t>
-            </w:r>
-          </w:p>
-        </w:tc>
-        <w:tc>
-          <w:tcPr>
-            <w:tcW w:type="dxa" w:w="3096"/>
-            <w:tcMar>
-              <w:top w:w="80" w:type="dxa"/>
-              <w:start w:w="120" w:type="dxa"/>
-              <w:bottom w:w="80" w:type="dxa"/>
-              <w:end w:w="120" w:type="dxa"/>
-            </w:tcMar>
-            <w:vAlign w:val="center"/>
-          </w:tcPr>
-          <w:p>
-            <w:pPr>
-              <w:spacing w:after="0"/>
-              <w:jc w:val="center"/>
-            </w:pPr>
-            <w:r>
-              <w:rPr>
-                <w:rFonts w:ascii="Malgun Gothic" w:hAnsi="Malgun Gothic" w:eastAsia="Malgun Gothic"/>
-                <w:b w:val="0"/>
-                <w:sz w:val="20"/>
-              </w:rPr>
-              <w:t>-7.41%p ~ -1.63%p</w:t>
-            </w:r>
-          </w:p>
-        </w:tc>
-      </w:tr>
-    </w:tbl>
     <w:p>
       <w:pPr>
-        <w:spacing w:after="0"/>
+        <w:spacing w:after="160" w:line="320" w:lineRule="auto"/>
       </w:pPr>
+      <w:r>
+        <w:rPr>
+          <w:rFonts w:ascii="Malgun Gothic" w:hAnsi="Malgun Gothic" w:eastAsia="Malgun Gothic"/>
+          <w:sz w:val="22"/>
+        </w:rPr>
+        <w:t>예를 들어 공동 실패가 큰 달에 뉴스가 특정 산업에 집중됐는지, 공시가 몰렸는지, 호가 스프레드가 넓어졌는지 확인할 수 있다. 가격 기반 모델만으로는 그 원인이 정보 충격인지, 유동성 고갈인지, 데이터 처리 문제인지 구분할 수 없다. 원인을 모르는 상태에서 ‘세 개 실패면 현금’ 같은 규칙을 만들면, 과거 몇 달을 설명하는 대신 다음 충격에서는 다른 방식으로 무너질 가능성이 크다.</w:t>
+      </w:r>
+    </w:p>
+    <w:p>
+      <w:pPr>
+        <w:spacing w:after="160" w:line="320" w:lineRule="auto"/>
+      </w:pPr>
+      <w:r>
+        <w:rPr>
+          <w:rFonts w:ascii="Malgun Gothic" w:hAnsi="Malgun Gothic" w:eastAsia="Malgun Gothic"/>
+          <w:sz w:val="22"/>
+        </w:rPr>
+        <w:t>이 때문에 4편은 시장 국면을 새로 발견했다는 글이 아니다. 시장 상태를 상승·하락이라는 사후 이름만으로 부르지 않고, 모델 실패의 동시성으로도 기록해 보자는 가설을 만들었다가, 그 가설의 예측 부분이 현재 데이터에서 지지되지 않았음을 남긴 글이다. 결과가 사라졌다는 사실이 연구의 끝이 아니라, 주장할 수 있는 범위를 회복한 지점이다.</w:t>
+      </w:r>
     </w:p>
     <w:tbl>
       <w:tblPr>
@@ -1155,10 +1043,10 @@
                 <w:color w:val="1F3A5F"/>
                 <w:sz w:val="21"/>
               </w:rPr>
-              <w:t>이 실험이 남긴 것은 예측이 아니라 가설이다</w:t>
+              <w:t>이번 실험에서 남긴 경계</w:t>
               <w:br/>
               <w:br/>
-              <w:t>현재 결과는 ‘서로 다른 모델이 동시에 기대를 배반하는 현상’이 시장의 취약성과 연결될 수 있다는 가설을 남긴다. 실패 공분산이 위기를 예측한다고 말하려면 더 긴 표본, 다른 시장, 그리고 뉴스·공시·호가 데이터와의 교차 검증이 필요하다.</w:t>
+              <w:t>가격 기반 모델의 공동 실패는 그 자체로 다음 달 수익률을 예측하지 않았다. 같은 달에 모델들이 함께 약해졌다는 관측과, 그 관측이 미래를 설명한다는 주장은 구분해야 한다. 현재 지표는 매매 신호가 아니라 원인 분석을 위한 사건 표식으로만 남긴다.</w:t>
             </w:r>
           </w:p>
         </w:tc>
@@ -1178,7 +1066,15 @@
           <w:rFonts w:ascii="Malgun Gothic" w:hAnsi="Malgun Gothic" w:eastAsia="Malgun Gothic"/>
           <w:sz w:val="22"/>
         </w:rPr>
-        <w:t>그럼에도 이 실험은 내가 시장을 보는 방식을 바꿨다. 모멘텀이 다음 달에 이길지, 저변동성이 회복할지를 따로 맞히려는 대신, 서로 다른 신호가 동시에 기대를 배반하는지를 관찰할 수 있기 때문이다. 이는 팩터 타이밍보다 모델의 실패 공분산을 보는 일에 가깝다.</w:t>
+        <w:t>다음 검증에는 다른 생성 과정의 데이터가 필요하다. 뉴스량과 공시 시점, 투자자별 수급, 호가 스프레드를 실패 월과 맞춰야 한다. 그때도 먼저 확인할 것은 수익률이 아니다. 가격 모델이 함께 실패한 날에 외부 정보 환경도 함께 달라졌는지, 그리고 그 변화가 반복되는지다. 2장에 나온 모멘텀과 반전의 엇갈린 결과는 하나의 승자를 고르라는 답이 아니라, 모델이 실패하는 조건을 더 구체적으로 묻는 출발점이었다.</w:t>
+      </w:r>
+    </w:p>
+    <w:p>
+      <w:pPr>
+        <w:pStyle w:val="Heading2"/>
+      </w:pPr>
+      <w:r>
+        <w:t>사건 기록과 예측 신호를 분리한다</w:t>
       </w:r>
     </w:p>
     <w:p>
@@ -1190,7 +1086,37 @@
           <w:rFonts w:ascii="Malgun Gothic" w:hAnsi="Malgun Gothic" w:eastAsia="Malgun Gothic"/>
           <w:sz w:val="22"/>
         </w:rPr>
-        <w:t>좋은 포트폴리오는 상관이 낮은 자산을 섞는 것만으로 만들어지지 않는다. 같은 이유로 틀리는 전략들에 자본을 몰아넣지 않는 일도 필요하다. 시장 국면은 가격의 방향이 아니라 모델 실패의 구조로 정의될 수 있다.</w:t>
+        <w:t xml:space="preserve">이번에 수정한 시간 순서는 단순한 기술 문제가 아니다. 연구에서 같은 지표라도 두 역할을 구분해야 한다는 뜻이다. 월 t가 끝난 뒤 공동 실패를 표시하는 일은 </w:t>
+      </w:r>
+      <w:r>
+        <w:rPr>
+          <w:rFonts w:ascii="Malgun Gothic" w:hAnsi="Malgun Gothic" w:eastAsia="Malgun Gothic"/>
+          <w:b/>
+          <w:sz w:val="22"/>
+        </w:rPr>
+        <w:t>사건 기록</w:t>
+      </w:r>
+      <w:r>
+        <w:rPr>
+          <w:rFonts w:ascii="Malgun Gothic" w:hAnsi="Malgun Gothic" w:eastAsia="Malgun Gothic"/>
+          <w:sz w:val="22"/>
+        </w:rPr>
+        <w:t xml:space="preserve">이다. 그 달에 네 가격 모델이 평소보다 약했다는 사실을 남긴다. 반면 그 표시로 월 t+1 수익률을 설명하려는 일은 </w:t>
+      </w:r>
+      <w:r>
+        <w:rPr>
+          <w:rFonts w:ascii="Malgun Gothic" w:hAnsi="Malgun Gothic" w:eastAsia="Malgun Gothic"/>
+          <w:b/>
+          <w:sz w:val="22"/>
+        </w:rPr>
+        <w:t>예측 검증</w:t>
+      </w:r>
+      <w:r>
+        <w:rPr>
+          <w:rFonts w:ascii="Malgun Gothic" w:hAnsi="Malgun Gothic" w:eastAsia="Malgun Gothic"/>
+          <w:sz w:val="22"/>
+        </w:rPr>
+        <w:t>이다. 전자는 현재 데이터로 할 수 있지만, 후자는 이번 표본에서 지지되지 않았다.</w:t>
       </w:r>
     </w:p>
     <w:p>
@@ -1202,7 +1128,7 @@
           <w:rFonts w:ascii="Malgun Gothic" w:hAnsi="Malgun Gothic" w:eastAsia="Malgun Gothic"/>
           <w:sz w:val="22"/>
         </w:rPr>
-        <w:t>다음 단계에서는 실패 공분산이 커진 달을 뉴스 충격, 공시 집중, 호가 불균형과 연결해 볼 생각이다. 단순히 ‘실패가 세 개면 위험’이라는 규칙을 만들기 위해서가 아니다. 가격 신호들이 동시에 틀릴 때 시장의 정보 환경에는 무엇이 달라졌는지를 찾아야, 이 현상이 우연한 사후 분류인지 구조적 취약성인지 구분할 수 있다.</w:t>
+        <w:t>이 둘을 섞으면 결과를 과대 해석하기 쉽다. 사건 기록에서 눈에 띄는 위기 달을 몇 개 찾은 뒤, 그 지표가 위기를 미리 경고했다고 쓰는 방식이다. 그러나 그 위기 달의 손실을 계산해야만 공동 실패를 알 수 있었다면, 그 지표는 사전 경고가 아니라 사후 진단이다. 사후 진단도 가치가 있다. 다만 운용 규칙과 같은 문장으로 쓰면 안 된다.</w:t>
       </w:r>
     </w:p>
     <w:p>
@@ -1214,7 +1140,15 @@
           <w:rFonts w:ascii="Malgun Gothic" w:hAnsi="Malgun Gothic" w:eastAsia="Malgun Gothic"/>
           <w:sz w:val="22"/>
         </w:rPr>
-        <w:t>책에서 나온 상반된 결과는 오류가 아니라 단서였다. 다음에는 이 실패 공분산이 뉴스 충격, 공시 집중, 호가 불균형과 함께 커지는지 확인해 보려 한다. 시장이 흔들릴 때 먼저 무너지는 것은 가격이 아니라, 내가 서로 독립적이라고 믿었던 모델들일 수 있다.</w:t>
+        <w:t>공동 실패 지표가 사건 기록으로 유용하려면 다음 단계의 질문도 바뀐다. ‘실패가 세 개였는가’가 아니라 ‘실패가 세 개였던 달에는 어떤 신호가 먼저 무너졌는가’, ‘그 달의 거래대금·뉴스·스프레드는 평소와 무엇이 달랐는가’를 봐야 한다. 가격 모델의 실패를 외부 데이터의 변화와 맞춰 보는 작업은 예측력을 꾸미기 위한 보조변수가 아니라, 실패의 원인을 좁히는 작업이다.</w:t>
+      </w:r>
+    </w:p>
+    <w:p>
+      <w:pPr>
+        <w:pStyle w:val="Heading2"/>
+      </w:pPr>
+      <w:r>
+        <w:t>다음 검증의 실패 조건을 먼저 적어 둔다</w:t>
       </w:r>
     </w:p>
     <w:p>
@@ -1226,7 +1160,7 @@
           <w:rFonts w:ascii="Malgun Gothic" w:hAnsi="Malgun Gothic" w:eastAsia="Malgun Gothic"/>
           <w:sz w:val="22"/>
         </w:rPr>
-        <w:t>이 시도는 시장을 정규분포의 평균과 분산으로만 요약하는 방식에도 거리를 둔다. 평균수익률과 변동성은 필요하지만, 극단적인 손실이 어느 신호에서 동시에 나타났는지는 따로 알려 주지 않는다. 같은 표준편차의 움직임이라도 하나의 전략만 흔들린 달과 네 전략이 함께 기대를 배반한 달은 운용자가 마주하는 위험이 다르다. 그래서 나는 시장 상태를 수익률의 크기만으로 부르지 않고, 모델 실패의 동시성으로도 기록해 보려 한다.</w:t>
+        <w:t>외부 데이터를 붙인 뒤에도 공동 실패가 뉴스량 증가나 호가 악화와 함께 나타나지 않는다면, 이 지표는 공통 시장 충격이 아니라 가격 신호 구성의 기계적 산물일 가능성이 커진다. 반대로 특정 사건에서만 관계가 나온다면, ‘시장 국면’이라는 넓은 이름 대신 그 사건의 유형을 더 좁게 정의해야 한다. 어느 쪽이든 다음 실험의 목표는 공동 실패를 살리는 일이 아니라, 설명이 언제 무너지는지 확인하는 일이다.</w:t>
       </w:r>
     </w:p>
     <w:p>
@@ -1238,7 +1172,7 @@
           <w:rFonts w:ascii="Malgun Gothic" w:hAnsi="Malgun Gothic" w:eastAsia="Malgun Gothic"/>
           <w:sz w:val="22"/>
         </w:rPr>
-        <w:t>다만 실패 개수가 높을 때 현금을 늘리거나 포지션을 줄이는 규칙을 지금 만들지는 않는다. 관측 수가 적은 상태에서 규칙을 만들면, 위기 이후의 몇 달을 정확히 설명하는 대신 다음 위기에서는 전혀 다른 방식으로 실패할 수 있다. 이 글에서 남긴 수치는 ‘공동 실패가 위험하다’는 매매 명령이 아니라, 다음 검증에서 버려지거나 살아남을 수 있는 가설이다.</w:t>
+        <w:t>또한 신호 수를 네 개에서 더 늘린다고 관측 수가 저절로 늘지 않는다. 극단 상태는 오히려 더 희소해지고, 임계값을 조금 바꿔도 가장 예쁜 구간을 선택할 유인이 커진다. 그래서 후속 검증에서는 실패 기준을 여러 개 시험한 뒤 가장 좋은 하나만 남기는 방식 대신, 사전에 정한 기준을 유지하고 다른 시장·다른 기간에서 재현되는지부터 보려 한다.</w:t>
       </w:r>
     </w:p>
     <w:p>
@@ -1250,55 +1184,7 @@
           <w:rFonts w:ascii="Malgun Gothic" w:hAnsi="Malgun Gothic" w:eastAsia="Malgun Gothic"/>
           <w:sz w:val="22"/>
         </w:rPr>
-        <w:t>내가 더 궁금한 것은 공동 실패의 원인이다. 뉴스가 한 종목군에 집중된 날인지, 특정 공시가 시장 전체의 기대를 바꾼 날인지, 호가 스프레드가 넓어져 어떤 모델도 원래 가격에 거래할 수 없던 날인지에 따라 대응은 달라진다. 가격 신호만으로 만든 실패 지표는 원인을 말해 주지 않는다. 그래서 이 글의 다음 단계는 더 복잡한 예측 모델이 아니라, 실패한 달의 정보 환경을 복원하는 작업이다.</w:t>
-      </w:r>
-    </w:p>
-    <w:p>
-      <w:pPr>
-        <w:spacing w:after="160" w:line="320" w:lineRule="auto"/>
-      </w:pPr>
-      <w:r>
-        <w:rPr>
-          <w:rFonts w:ascii="Malgun Gothic" w:hAnsi="Malgun Gothic" w:eastAsia="Malgun Gothic"/>
-          <w:sz w:val="22"/>
-        </w:rPr>
-        <w:t>여기서 한 가지 더 조심할 점은 ‘한 표준편차 아래’를 정규분포의 확률처럼 해석하지 않는 것이다. 주식 수익률의 상승과 하락은 좌우 대칭이 아니고, 극단적인 손실은 평균과 분산만으로 충분히 설명되지 않는다. 내가 사용한 36개월 기준은 실패를 동일한 단위로 표시하기 위한 내부 기준일 뿐, 시장수익률이 정규분포를 따른다는 가정이 아니다. 이 구분을 하지 않으면 실패 상태라는 지표도 다시 익숙한 통계 언어로 시장의 비대칭성을 지워 버릴 수 있다.</w:t>
-      </w:r>
-    </w:p>
-    <w:p>
-      <w:pPr>
-        <w:spacing w:after="160" w:line="320" w:lineRule="auto"/>
-      </w:pPr>
-      <w:r>
-        <w:rPr>
-          <w:rFonts w:ascii="Malgun Gothic" w:hAnsi="Malgun Gothic" w:eastAsia="Malgun Gothic"/>
-          <w:sz w:val="22"/>
-        </w:rPr>
-        <w:t>책이 모멘텀과 반전에서 상반된 결과를 함께 보여 준 이유는 한 전략이 거짓이라는 뜻이 아니다. 같은 전략도 시장·기간·운용 방식이 달라지면 다른 보상을 받을 수 있다는 뜻이다. 나는 이 사실을 ‘한국에서는 모멘텀이 안 된다’는 결론으로 줄이고 싶었다. 하지만 내 데이터에서 약했던 모멘텀이 다른 기간에도 약한지, 비용을 넣은 뒤에도 약한지, 소형주와 대형주에서 같은지 확인하지 않은 결론은 시장의 법칙이 아니라 내 백테스트의 메모일 뿐이다.</w:t>
-      </w:r>
-    </w:p>
-    <w:p>
-      <w:pPr>
-        <w:spacing w:after="160" w:line="320" w:lineRule="auto"/>
-      </w:pPr>
-      <w:r>
-        <w:rPr>
-          <w:rFonts w:ascii="Malgun Gothic" w:hAnsi="Malgun Gothic" w:eastAsia="Malgun Gothic"/>
-          <w:sz w:val="22"/>
-        </w:rPr>
-        <w:t>공동 실패를 기록하는 방식은 이 성급한 일반화를 피하려는 시도다. 모멘텀이 이기는 달과 반전이 이기는 달을 미리 구분하지 않아도 된다. 대신 네 신호가 각자의 예상에서 얼마나 벗어났는지 보고, 같은 달에 설명력이 무너졌는지를 기록한다. 이 지표가 다음 달 시장수익률과 관계를 보인다면, 그것은 ‘어느 팩터를 사야 하는가’보다 앞선 질문, 즉 ‘현재 내가 의존하는 설명들이 동시에 취약해졌는가’를 다룰 수 있게 한다.</w:t>
-      </w:r>
-    </w:p>
-    <w:p>
-      <w:pPr>
-        <w:spacing w:after="160" w:line="320" w:lineRule="auto"/>
-      </w:pPr>
-      <w:r>
-        <w:rPr>
-          <w:rFonts w:ascii="Malgun Gothic" w:hAnsi="Malgun Gothic" w:eastAsia="Malgun Gothic"/>
-          <w:sz w:val="22"/>
-        </w:rPr>
-        <w:t>물론 이 접근도 새로운 과적합이 될 수 있다. 실패 기준을 36개월과 한 표준편차로 정한 것 역시 선택이고, 관측 수가 적은 극단 상태의 평균은 쉽게 흔들린다. 그래서 나는 상태 수를 더 잘게 쪼개거나 임계값을 계속 바꿔 가장 예쁜 그래프를 찾지 않았다. 시간 분할에서 방향이 유지되는지까지만 확인했고, 이후 검증은 다른 시장과 다른 정보원으로 넘겼다. 이 글의 가치는 위기 예측기를 만들었다는 데 있지 않다. 시장 국면을 가격의 결과가 아니라 모델의 실패 구조로 읽을 수 있다는, 검증 가능한 질문을 만든 데 있다.</w:t>
+        <w:t>4편의 결론은 단순하다. 공동 실패는 지금은 매매 신호가 아니다. 하지만 가격 기반 전략을 여러 개 운영할 때, 각 전략의 수익률만 따로 보는 대신 함께 실패한 월을 별도 장부에 남기는 일은 가능하다. 그 장부는 수익률을 예측하지 못하더라도, 어떤 가정들이 같은 달에 취약했는지 다음 연구의 질문을 좁혀 준다.</w:t>
       </w:r>
     </w:p>
     <w:p>
@@ -1320,7 +1206,7 @@
           <w:color w:val="373737"/>
           <w:sz w:val="19"/>
         </w:rPr>
-        <w:t>공동 실패 상태를 만드는 코드: https://github.com/Rowoon-Lee5/metric_studio_by_moon/blob/main/experiments/meta_structure_research.py</w:t>
+        <w:t>시간 순서를 바로잡은 공동 실패 선행 검증 코드: https://github.com/Rowoon-Lee5/metric_studio_by_moon/blob/main/experiments/model_failure_lead_audit.py</w:t>
       </w:r>
     </w:p>
     <w:p>
@@ -1334,7 +1220,7 @@
           <w:color w:val="373737"/>
           <w:sz w:val="19"/>
         </w:rPr>
-        <w:t>실패 개수별 다음 달 시장수익률: https://github.com/Rowoon-Lee5/metric_studio_by_moon/blob/main/results/model_failure_state_summary.csv</w:t>
+        <w:t>실패 수별 다음 달 적격 종목군 수익률: https://github.com/Rowoon-Lee5/metric_studio_by_moon/blob/main/results/model_failure_lead_summary.csv</w:t>
       </w:r>
     </w:p>
     <w:p>
@@ -1348,7 +1234,7 @@
           <w:color w:val="373737"/>
           <w:sz w:val="19"/>
         </w:rPr>
-        <w:t>기간을 나눈 뒤의 검증 결과: https://github.com/Rowoon-Lee5/metric_studio_by_moon/blob/main/results/failure_coherence_time_split.csv</w:t>
+        <w:t>기간을 나눈 결과: https://github.com/Rowoon-Lee5/metric_studio_by_moon/blob/main/results/model_failure_lead_time_split.csv</w:t>
       </w:r>
     </w:p>
     <w:p>
@@ -1360,7 +1246,7 @@
           <w:rFonts w:ascii="Malgun Gothic" w:hAnsi="Malgun Gothic" w:eastAsia="Malgun Gothic"/>
           <w:sz w:val="22"/>
         </w:rPr>
-        <w:t>이 글은 투자 권유가 아니다. 작은 표본의 패턴을 매매 규칙으로 착각하지 않기 위한 연구 기록이다.</w:t>
+        <w:t>이 글은 투자 권유가 아니다. 그럴듯한 동시적 관계를 예측력으로 오독하지 않기 위한 연구 기록이다.</w:t>
       </w:r>
     </w:p>
     <w:p>
@@ -1372,7 +1258,7 @@
           <w:rFonts w:ascii="Malgun Gothic" w:hAnsi="Malgun Gothic" w:eastAsia="Malgun Gothic"/>
           <w:sz w:val="22"/>
         </w:rPr>
-        <w:t>이 글은 투자 권유가 아니다. 작은 표본의 패턴을 매매 규칙으로 착각하지 않기 위한 연구 기록이다.</w:t>
+        <w:t>이 글은 투자 권유가 아니다. 그럴듯한 동시적 관계를 예측력으로 오독하지 않기 위한 연구 기록이다.</w:t>
       </w:r>
     </w:p>
     <w:sectPr>

--- a/deliverables/문병로_교수의_메트릭_스튜디오_02_04_블로그_게시용.docx
+++ b/deliverables/문병로_교수의_메트릭_스튜디오_02_04_블로그_게시용.docx
@@ -8,7 +8,7 @@
         <w:jc w:val="left"/>
       </w:pPr>
       <w:r>
-        <w:t>[문병로 교수의 메트릭 스튜디오 02] 2장 시장관찰 ④ 시장 상태는 모델의 공동 실패로 읽을 수 있을까</w:t>
+        <w:t>『문병로 교수의 메트릭 스튜디오』 2장 「시장관찰」 4. 시장 상태는 모델의 공동 실패로 읽을 수 있을까</w:t>
       </w:r>
     </w:p>
     <w:p>
@@ -21,6 +21,30 @@
           <w:sz w:val="22"/>
         </w:rPr>
         <w:t>3편에서 가격·거래량·시가총액 패널에서 나온 모델들의 합의가 안전장치가 아니라는 결과를 확인했다. 그러면 한 모델의 승자를 고르는 일보다, 여러 모델이 같은 시점에 무너지는 장면을 기록하는 편이 더 낫지 않을까. 2장에 모멘텀과 반전의 상반된 결과가 함께 나온 이유도 이 질문으로 읽혔다.</w:t>
+      </w:r>
+    </w:p>
+    <w:p>
+      <w:pPr>
+        <w:spacing w:after="160" w:line="320" w:lineRule="auto"/>
+      </w:pPr>
+      <w:r>
+        <w:rPr>
+          <w:rFonts w:ascii="Malgun Gothic" w:hAnsi="Malgun Gothic" w:eastAsia="Malgun Gothic"/>
+          <w:sz w:val="22"/>
+        </w:rPr>
+        <w:t>이전 프로젝트에서 한국 시장의 모멘텀 성과가 기대보다 좋지 않았을 때도 비슷한 고민을 했다. 모멘텀이 약하다는 결과를 보고 곧바로 ‘한국에서는 모멘텀이 작동하지 않는다’고 쓰기에는 표본과 기간이 너무 제한적이었다. 반전이 더 낫다고 하기도 어려웠다. 기간을 바꾸면 답이 달라졌고, 유동성 기준을 바꾸면 다시 달라졌다. 그때 나는 더 좋은 파라미터를 찾는 일을 계속했다.</w:t>
+      </w:r>
+    </w:p>
+    <w:p>
+      <w:pPr>
+        <w:spacing w:after="160" w:line="320" w:lineRule="auto"/>
+      </w:pPr>
+      <w:r>
+        <w:rPr>
+          <w:rFonts w:ascii="Malgun Gothic" w:hAnsi="Malgun Gothic" w:eastAsia="Malgun Gothic"/>
+          <w:sz w:val="22"/>
+        </w:rPr>
+        <w:t>하지만 파라미터를 바꿀수록 오히려 질문이 흐려졌다. 어떤 규칙이 항상 이기는지를 찾는 대신, 왜 어떤 달에는 여러 규칙이 같이 약해졌는지를 보지 못했다. 가격이 오르는 달과 내리는 달이라는 사후 설명만으로는, 내가 만든 모델이 어떤 환경에서 공통으로 취약한지 알 수 없었다. 그래서 이번에는 승자를 고르는 실험보다 실패 장면을 모으는 실험을 먼저 해 보기로 했다.</w:t>
       </w:r>
     </w:p>
     <w:p>
@@ -101,6 +125,18 @@
           <w:rFonts w:ascii="Malgun Gothic" w:hAnsi="Malgun Gothic" w:eastAsia="Malgun Gothic"/>
           <w:sz w:val="22"/>
         </w:rPr>
+        <w:t>여기서 말하는 공동 실패는 ‘네 전략이 모두 손실을 냈다’는 단순한 뜻이 아니다. 신호마다 평소 성과와 흔들리는 폭이 다르기 때문에, 각 신호가 자기 과거에 비해 유난히 나빴던 달을 표시한 뒤 그 개수를 셌다. 예를 들어 원래 변동이 큰 소형주 전략이 -3%를 기록한 달과, 평소 안정적인 저변동성 전략이 -3%를 기록한 달은 같은 숫자로 읽기 어렵다. 그래서 절대 수익률이 아니라 각 전략의 평소 모습에서 얼마나 벗어났는지를 기준으로 삼았다.</w:t>
+      </w:r>
+    </w:p>
+    <w:p>
+      <w:pPr>
+        <w:spacing w:after="160" w:line="320" w:lineRule="auto"/>
+      </w:pPr>
+      <w:r>
+        <w:rPr>
+          <w:rFonts w:ascii="Malgun Gothic" w:hAnsi="Malgun Gothic" w:eastAsia="Malgun Gothic"/>
+          <w:sz w:val="22"/>
+        </w:rPr>
         <w:t>다만 여기에는 처음부터 피해야 할 과장이 있다. 네 신호 모두 가격·거래량·시가총액 패널에서 나왔다. 이들이 함께 실패한다는 사실은 시장을 가격보다 먼저 본다는 뜻이 아니다. 공동 실패도 결국 월말 가격으로 확인한 사건이다. 이 지표가 할 수 있는 일은 ‘다음 달을 맞힌다’는 선언이 아니라, 내가 의존한 설명들이 같은 달에 동시에 약해졌는지를 기록하는 일이다.</w:t>
       </w:r>
     </w:p>
@@ -150,6 +186,18 @@
     </w:p>
     <w:p>
       <w:pPr>
+        <w:spacing w:after="160" w:line="320" w:lineRule="auto"/>
+      </w:pPr>
+      <w:r>
+        <w:rPr>
+          <w:rFonts w:ascii="Malgun Gothic" w:hAnsi="Malgun Gothic" w:eastAsia="Malgun Gothic"/>
+          <w:sz w:val="22"/>
+        </w:rPr>
+        <w:t>이 설정은 처음부터 완벽한 시장 국면 분류기를 만들기 위한 것이 아니었다. 오히려 네 전략의 월별 성과를 한 줄씩 읽기 어려우니, ‘이번 달에는 평소보다 크게 약했던 전략이 몇 개였는가’를 기록할 수 있는 장부를 만든 것이다. 여기서 가장 위험한 일은 이 기준을 조금씩 바꿔 가며 과거에 가장 예쁜 결과가 나온 값을 고르는 일이다. 그래서 36개월과 한 표준편차를 정한 뒤에는, 결과가 마음에 들지 않는다고 다시 조정하지 않았다.</w:t>
+      </w:r>
+    </w:p>
+    <w:p>
+      <w:pPr>
         <w:pStyle w:val="Heading2"/>
       </w:pPr>
       <w:r>
@@ -178,6 +226,30 @@
           <w:sz w:val="22"/>
         </w:rPr>
         <w:t>그래서 기존의 극적인 그래프와 ‘실패가 많을수록 다음 달 시장수익률이 나빠졌다’는 문장을 삭제했다. 이 지점은 표현을 순화할 문제가 아니라 실험을 다시 해야 하는 문제였다. 월 t의 수익률이 확정된 뒤에 실패 상태를 관측하고, 그 다음 월 t+1의 수익률을 별도 목표값으로 두었다.</w:t>
+      </w:r>
+    </w:p>
+    <w:p>
+      <w:pPr>
+        <w:spacing w:after="160" w:line="320" w:lineRule="auto"/>
+      </w:pPr>
+      <w:r>
+        <w:rPr>
+          <w:rFonts w:ascii="Malgun Gothic" w:hAnsi="Malgun Gothic" w:eastAsia="Malgun Gothic"/>
+          <w:sz w:val="22"/>
+        </w:rPr>
+        <w:t>이 오류는 백테스트를 할 때 생각보다 쉽게 생긴다. 같은 달 수익률로 실패 개수를 만들고, 같은 달 시장수익률과 비교하면 그래프는 매우 그럴듯하게 나온다. 하지만 그것은 ‘모델들이 약했던 달에 시장도 약했다’는 동시적 설명이지, 다음 달을 미리 알았다는 뜻이 아니다. 월말이 지나야 실패를 알 수 있었다면, 그 정보로 그달의 손실을 피할 수는 없다.</w:t>
+      </w:r>
+    </w:p>
+    <w:p>
+      <w:pPr>
+        <w:spacing w:after="160" w:line="320" w:lineRule="auto"/>
+      </w:pPr>
+      <w:r>
+        <w:rPr>
+          <w:rFonts w:ascii="Malgun Gothic" w:hAnsi="Malgun Gothic" w:eastAsia="Malgun Gothic"/>
+          <w:sz w:val="22"/>
+        </w:rPr>
+        <w:t>처음에는 이 관계를 삭제하는 것이 아까웠다. 숫자가 보기 좋았고, 시장 상태를 새롭게 읽는 것처럼 보였기 때문이다. 그러나 연구 노트에서 더 위험한 것은 결과가 안 나오는 일이 아니라, 시간 순서가 틀린 결과를 예측력처럼 남기는 일이다. 그래서 이 글에는 그 삭제 과정도 함께 남겼다. 좋은 결론 하나보다, 어떤 결론을 말할 수 없게 됐는지를 기록하는 편이 다음 실험에는 더 도움이 된다고 생각한다.</w:t>
       </w:r>
     </w:p>
     <w:p>
@@ -967,6 +1039,18 @@
     </w:p>
     <w:p>
       <w:pPr>
+        <w:spacing w:after="160" w:line="320" w:lineRule="auto"/>
+      </w:pPr>
+      <w:r>
+        <w:rPr>
+          <w:rFonts w:ascii="Malgun Gothic" w:hAnsi="Malgun Gothic" w:eastAsia="Malgun Gothic"/>
+          <w:sz w:val="22"/>
+        </w:rPr>
+        <w:t>이 구분을 쉽게 말하면 이렇다. 공동 실패는 현재로서는 경보음이 아니라 기록이다. 자동차 경고등처럼 문제가 생기기 전에 알려 주는 신호인지까지는 확인되지 않았다. 다만 여러 모델이 같이 약해진 달을 표시해 두면, 나중에 그달의 뉴스·수급·스프레드·시장 사건을 찾아볼 출발점은 된다. 기록이 곧바로 매매 규칙이 되지는 않지만, 기록이 없으면 원인 분석도 시작할 수 없다.</w:t>
+      </w:r>
+    </w:p>
+    <w:p>
+      <w:pPr>
         <w:pStyle w:val="Heading2"/>
       </w:pPr>
       <w:r>
@@ -995,6 +1079,18 @@
           <w:sz w:val="22"/>
         </w:rPr>
         <w:t>예를 들어 공동 실패가 큰 달에 뉴스가 특정 산업에 집중됐는지, 공시가 몰렸는지, 호가 스프레드가 넓어졌는지 확인할 수 있다. 가격 기반 모델만으로는 그 원인이 정보 충격인지, 유동성 고갈인지, 데이터 처리 문제인지 구분할 수 없다. 원인을 모르는 상태에서 ‘세 개 실패면 현금’ 같은 규칙을 만들면, 과거 몇 달을 설명하는 대신 다음 충격에서는 다른 방식으로 무너질 가능성이 크다.</w:t>
+      </w:r>
+    </w:p>
+    <w:p>
+      <w:pPr>
+        <w:spacing w:after="160" w:line="320" w:lineRule="auto"/>
+      </w:pPr>
+      <w:r>
+        <w:rPr>
+          <w:rFonts w:ascii="Malgun Gothic" w:hAnsi="Malgun Gothic" w:eastAsia="Malgun Gothic"/>
+          <w:sz w:val="22"/>
+        </w:rPr>
+        <w:t>이 부분은 2편과도 이어진다. 거래회전율이 높았다고 해서 그것을 곧바로 관심이라고 부를 수 없었던 것처럼, 공동 실패가 많았다고 해서 그것을 곧바로 위험 국면이라고 부를 수 없다. 가격 모델의 실패, 정보 충격, 유동성 부족은 서로 연결될 수 있지만 같은 관측값은 아니다. 이름을 빨리 붙일수록 다음 검증은 줄어든다.</w:t>
       </w:r>
     </w:p>
     <w:p>
@@ -1140,7 +1236,43 @@
           <w:rFonts w:ascii="Malgun Gothic" w:hAnsi="Malgun Gothic" w:eastAsia="Malgun Gothic"/>
           <w:sz w:val="22"/>
         </w:rPr>
+        <w:t>이 구분은 실제 투자 기록에도 적용할 수 있다. 어떤 달에 여러 전략이 동시에 부진했다면, 그 사실을 바로 매도 근거로 쓰기보다 그달의 주문·뉴스·시장 환경을 함께 적어 두는 편이 낫다. 시간이 지난 뒤 비슷한 달이 반복됐는지 비교할 수 있기 때문이다. 좋은 연구 노트는 예측에 성공한 장면만 모으는 노트가 아니라, 나중에 다시 열어 봤을 때 무엇이 먼저 무너졌는지 확인할 수 있는 장부에 가깝다.</w:t>
+      </w:r>
+    </w:p>
+    <w:p>
+      <w:pPr>
+        <w:spacing w:after="160" w:line="320" w:lineRule="auto"/>
+      </w:pPr>
+      <w:r>
+        <w:rPr>
+          <w:rFonts w:ascii="Malgun Gothic" w:hAnsi="Malgun Gothic" w:eastAsia="Malgun Gothic"/>
+          <w:sz w:val="22"/>
+        </w:rPr>
         <w:t>공동 실패 지표가 사건 기록으로 유용하려면 다음 단계의 질문도 바뀐다. ‘실패가 세 개였는가’가 아니라 ‘실패가 세 개였던 달에는 어떤 신호가 먼저 무너졌는가’, ‘그 달의 거래대금·뉴스·스프레드는 평소와 무엇이 달랐는가’를 봐야 한다. 가격 모델의 실패를 외부 데이터의 변화와 맞춰 보는 작업은 예측력을 꾸미기 위한 보조변수가 아니라, 실패의 원인을 좁히는 작업이다.</w:t>
+      </w:r>
+    </w:p>
+    <w:p>
+      <w:pPr>
+        <w:spacing w:after="160" w:line="320" w:lineRule="auto"/>
+      </w:pPr>
+      <w:r>
+        <w:rPr>
+          <w:rFonts w:ascii="Malgun Gothic" w:hAnsi="Malgun Gothic" w:eastAsia="Malgun Gothic"/>
+          <w:sz w:val="22"/>
+        </w:rPr>
+        <w:t>예를 들어 모멘텀과 반전이 같은 달에 함께 약했다고 해서 바로 시장 전체가 위험했다고 말할 수는 없다. 두 규칙은 서로 반대 방향처럼 보이지만 같은 가격 시계열에서 나온다. 반대로 저변동성과 소형주까지 함께 예상보다 약했다면, 그때는 가격 경로 외에 유동성이나 규모와 관련된 공통 환경을 의심해 볼 수 있다. 이 역시 가설일 뿐이지만, 적어도 ‘공동 실패가 있었다’는 기록을 남겨 두면 나중에 검증할 사건의 범위를 좁힐 수 있다.</w:t>
+      </w:r>
+    </w:p>
+    <w:p>
+      <w:pPr>
+        <w:spacing w:after="160" w:line="320" w:lineRule="auto"/>
+      </w:pPr>
+      <w:r>
+        <w:rPr>
+          <w:rFonts w:ascii="Malgun Gothic" w:hAnsi="Malgun Gothic" w:eastAsia="Malgun Gothic"/>
+          <w:sz w:val="22"/>
+        </w:rPr>
+        <w:t>나는 이 방식이 자동매매의 즉시 매도 규칙보다 연구 노트에 더 잘 맞는다고 생각한다. 자동매매에서는 신호가 나왔을 때 바로 행동해야 하지만, 연구에서는 먼저 그 신호가 무엇을 뜻하는지 확인해야 한다. 공동 실패 장부는 매매 버튼을 누르는 지표가 아니라, 다음 날 어떤 데이터부터 열어 봐야 하는지 알려 주는 인덱스에 가깝다.</w:t>
       </w:r>
     </w:p>
     <w:p>
@@ -1184,7 +1316,55 @@
           <w:rFonts w:ascii="Malgun Gothic" w:hAnsi="Malgun Gothic" w:eastAsia="Malgun Gothic"/>
           <w:sz w:val="22"/>
         </w:rPr>
+        <w:t>이 문제는 3편의 합의 실험과도 연결된다. 모델을 많이 만들면 표가 많아지는 것처럼, 실패 기준을 많이 만들면 설명이 많아지는 것처럼 보인다. 하지만 서로 비슷한 기준을 계속 늘리면 관측치가 늘어난 것이 아니라 같은 달을 여러 번 표시하는 것일 수 있다. 이번에 네 개 신호와 하나의 기준을 고정한 이유는 더 복잡한 지표를 만들기보다, 이 단순한 기록조차 미래 예측으로 과장할 수 있는지부터 확인하기 위해서였다.</w:t>
+      </w:r>
+    </w:p>
+    <w:p>
+      <w:pPr>
+        <w:spacing w:after="160" w:line="320" w:lineRule="auto"/>
+      </w:pPr>
+      <w:r>
+        <w:rPr>
+          <w:rFonts w:ascii="Malgun Gothic" w:hAnsi="Malgun Gothic" w:eastAsia="Malgun Gothic"/>
+          <w:sz w:val="22"/>
+        </w:rPr>
         <w:t>4편의 결론은 단순하다. 공동 실패는 지금은 매매 신호가 아니다. 하지만 가격 기반 전략을 여러 개 운영할 때, 각 전략의 수익률만 따로 보는 대신 함께 실패한 월을 별도 장부에 남기는 일은 가능하다. 그 장부는 수익률을 예측하지 못하더라도, 어떤 가정들이 같은 달에 취약했는지 다음 연구의 질문을 좁혀 준다.</w:t>
+      </w:r>
+    </w:p>
+    <w:p>
+      <w:pPr>
+        <w:spacing w:after="160" w:line="320" w:lineRule="auto"/>
+      </w:pPr>
+      <w:r>
+        <w:rPr>
+          <w:rFonts w:ascii="Malgun Gothic" w:hAnsi="Malgun Gothic" w:eastAsia="Malgun Gothic"/>
+          <w:sz w:val="22"/>
+        </w:rPr>
+        <w:t>처음에는 공동 실패라는 이름이 시장을 앞서 읽는 새로운 상태 변수처럼 들렸다. 실제 검증 뒤에는 그 말을 쓸 수 없게 됐다. 대신 더 단순한 역할은 남았다. 여러 전략의 성과표가 한꺼번에 나빠진 달을 표시하고, 그달에 무슨 일이 있었는지 다시 찾아보게 만드는 역할이다. 연구에서는 멋진 이름을 붙이는 것보다, 그 이름이 감당할 수 있는 역할만 남기는 일이 더 중요할 때가 있다.</w:t>
+      </w:r>
+    </w:p>
+    <w:p>
+      <w:pPr>
+        <w:spacing w:after="160" w:line="320" w:lineRule="auto"/>
+      </w:pPr>
+      <w:r>
+        <w:rPr>
+          <w:rFonts w:ascii="Malgun Gothic" w:hAnsi="Malgun Gothic" w:eastAsia="Malgun Gothic"/>
+          <w:sz w:val="22"/>
+        </w:rPr>
+        <w:t>다음에는 이 장부에 외부 데이터를 붙여 보려고 한다. 실패 달의 뉴스 헤드라인이 평소보다 많았는지, 개인·기관의 순매수가 한쪽으로 몰렸는지, 호가 스프레드가 넓어졌는지를 같은 시점에 확인해야 한다. 그때도 목표는 공동 실패 지표를 어떻게든 예측 신호로 살려 내는 것이 아니다. 여러 모델이 왜 같은 달에 약해졌는지, 그리고 그 이유가 반복되는지를 확인하는 것이다.</w:t>
+      </w:r>
+    </w:p>
+    <w:p>
+      <w:pPr>
+        <w:spacing w:after="160" w:line="320" w:lineRule="auto"/>
+      </w:pPr>
+      <w:r>
+        <w:rPr>
+          <w:rFonts w:ascii="Malgun Gothic" w:hAnsi="Malgun Gothic" w:eastAsia="Malgun Gothic"/>
+          <w:sz w:val="22"/>
+        </w:rPr>
+        <w:t>2장을 읽고 남은 질문은 어느 모델이 시장을 더 잘 맞히는가가 아니다. 내가 독립적이라고 믿었던 설명들이 언제 사실은 같은 충격에 노출되는가다. 이번 데이터에서는 다음 달 수익률을 맞히지 못했다. 대신 어떤 문장을 지워야 하는지는 분명해졌다. 그 지점부터 다음 실험을 다시 설계하려 한다.</w:t>
       </w:r>
     </w:p>
     <w:p>

--- a/deliverables/문병로_교수의_메트릭_스튜디오_02_04_블로그_게시용.docx
+++ b/deliverables/문병로_교수의_메트릭_스튜디오_02_04_블로그_게시용.docx
@@ -20,7 +20,7 @@
           <w:rFonts w:ascii="Malgun Gothic" w:hAnsi="Malgun Gothic" w:eastAsia="Malgun Gothic"/>
           <w:sz w:val="22"/>
         </w:rPr>
-        <w:t>3편에서 가격·거래량·시가총액 패널에서 나온 모델들의 합의가 안전장치가 아니라는 결과를 확인했다. 그러면 한 모델의 승자를 고르는 일보다, 여러 모델이 같은 시점에 무너지는 장면을 기록하는 편이 더 낫지 않을까. 2장에 모멘텀과 반전의 상반된 결과가 함께 나온 이유도 이 질문으로 읽혔다.</w:t>
+        <w:t>3편에서 가격·거래량·시가총액으로 만든 모델들의 합의가 안전장치가 아니라는 결과를 확인했다. 그러면 한 모델의 승자를 고르는 일보다, 여러 모델이 같은 시점에 무너지는 장면을 기록하는 편이 더 낫지 않을까. 2장에 모멘텀과 반전의 상반된 결과가 함께 나온 이유도 이 질문으로 읽혔다.</w:t>
       </w:r>
     </w:p>
     <w:p>
@@ -125,7 +125,7 @@
           <w:rFonts w:ascii="Malgun Gothic" w:hAnsi="Malgun Gothic" w:eastAsia="Malgun Gothic"/>
           <w:sz w:val="22"/>
         </w:rPr>
-        <w:t>여기서 말하는 공동 실패는 ‘네 전략이 모두 손실을 냈다’는 단순한 뜻이 아니다. 신호마다 평소 성과와 흔들리는 폭이 다르기 때문에, 각 신호가 자기 과거에 비해 유난히 나빴던 달을 표시한 뒤 그 개수를 셌다. 예를 들어 원래 변동이 큰 소형주 전략이 -3%를 기록한 달과, 평소 안정적인 저변동성 전략이 -3%를 기록한 달은 같은 숫자로 읽기 어렵다. 그래서 절대 수익률이 아니라 각 전략의 평소 모습에서 얼마나 벗어났는지를 기준으로 삼았다.</w:t>
+        <w:t>여기서 말하는 공동 실패는 ‘네 전략이 모두 손실을 냈다’는 단순한 뜻이 아니다. 신호마다 평소 성과와 흔들리는 폭이 다르기 때문에, 각 신호가 자기 과거에 비해 유난히 나빴던 달을 표시한 뒤 그 개수를 셌다. 예를 들어 원래 변동이 큰 소형주 전략이 -3%를 기록한 달과, 평소 안정적인 저변동성 전략이 -3%를 기록한 달은 같은 숫자로 읽기 어렵다. 그래서 절대 수익률이 아니라 각 전략의 평소 모습에서 얼마나 벗어났는지를 기준으로 삼았다. 처음에는 이 기준을 만들면 시장의 상태를 먼저 읽을 수 있을지도 모른다고 생각했다. 실제 검증은 그 기대를 지지하지 않았다.</w:t>
       </w:r>
     </w:p>
     <w:p>
@@ -145,7 +145,7 @@
         <w:pStyle w:val="Heading2"/>
       </w:pPr>
       <w:r>
-        <w:t>실패를 어떻게 셌는가</w:t>
+        <w:t>여러 모델이 같이 약했던 달을 어떻게 셌는가</w:t>
       </w:r>
     </w:p>
     <w:p>
@@ -193,7 +193,7 @@
           <w:rFonts w:ascii="Malgun Gothic" w:hAnsi="Malgun Gothic" w:eastAsia="Malgun Gothic"/>
           <w:sz w:val="22"/>
         </w:rPr>
-        <w:t>이 설정은 처음부터 완벽한 시장 국면 분류기를 만들기 위한 것이 아니었다. 오히려 네 전략의 월별 성과를 한 줄씩 읽기 어려우니, ‘이번 달에는 평소보다 크게 약했던 전략이 몇 개였는가’를 기록할 수 있는 장부를 만든 것이다. 여기서 가장 위험한 일은 이 기준을 조금씩 바꿔 가며 과거에 가장 예쁜 결과가 나온 값을 고르는 일이다. 그래서 36개월과 한 표준편차를 정한 뒤에는, 결과가 마음에 들지 않는다고 다시 조정하지 않았다.</w:t>
+        <w:t>이 설정은 처음부터 완벽한 시장 국면 분류기를 만들기 위한 것이 아니었다. 네 전략의 월별 성과를 한 줄씩 읽다 보면 중요한 달도 그냥 지나가기 쉬워서, ‘이번 달에는 평소보다 크게 약했던 전략이 몇 개였는가’를 기록하는 장부를 만든 것이다. 여기서 가장 위험한 일은 기준을 조금씩 바꿔 가며 과거에 가장 예쁜 결과가 나온 값을 고르는 일이다. 그래서 36개월과 한 표준편차를 정한 뒤에는, 결과가 마음에 들지 않는다고 다시 조정하지 않았다.</w:t>
       </w:r>
     </w:p>
     <w:p>
@@ -201,7 +201,7 @@
         <w:pStyle w:val="Heading2"/>
       </w:pPr>
       <w:r>
-        <w:t>먼저 버린 결론: 같은 달 수익률은 예측 검증이 아니다</w:t>
+        <w:t>먼저 지운 결론: 같은 달의 관계는 예측이 아니었다</w:t>
       </w:r>
     </w:p>
     <w:p>
@@ -269,7 +269,7 @@
         <w:pStyle w:val="Heading2"/>
       </w:pPr>
       <w:r>
-        <w:t>한 달 앞으로 밀어 다시 계산한 결과</w:t>
+        <w:t>한 달 뒤를 보니 관계는 남지 않았다</w:t>
       </w:r>
     </w:p>
     <w:tbl>
@@ -1054,7 +1054,7 @@
         <w:pStyle w:val="Heading2"/>
       </w:pPr>
       <w:r>
-        <w:t>공동 실패는 여전히 무엇을 기록할 수 있는가</w:t>
+        <w:t>그래도 공동 실패를 기록할 이유는 남았다</w:t>
       </w:r>
     </w:p>
     <w:p>
@@ -1105,53 +1105,17 @@
         <w:t>이 때문에 4편은 시장 국면을 새로 발견했다는 글이 아니다. 시장 상태를 상승·하락이라는 사후 이름만으로 부르지 않고, 모델 실패의 동시성으로도 기록해 보자는 가설을 만들었다가, 그 가설의 예측 부분이 현재 데이터에서 지지되지 않았음을 남긴 글이다. 결과가 사라졌다는 사실이 연구의 끝이 아니라, 주장할 수 있는 범위를 회복한 지점이다.</w:t>
       </w:r>
     </w:p>
-    <w:tbl>
-      <w:tblPr>
-        <w:tblW w:type="auto" w:w="0"/>
-        <w:jc w:val="center"/>
-        <w:tblLayout w:type="fixed"/>
-        <w:tblLook w:firstColumn="1" w:firstRow="1" w:lastColumn="0" w:lastRow="0" w:noHBand="0" w:noVBand="1" w:val="04A0"/>
-      </w:tblPr>
-      <w:tblGrid>
-        <w:gridCol w:w="9360"/>
-      </w:tblGrid>
-      <w:tr>
-        <w:tc>
-          <w:tcPr>
-            <w:tcW w:type="dxa" w:w="9072"/>
-            <w:shd w:fill="F4F6F9"/>
-            <w:tcMar>
-              <w:top w:w="110" w:type="dxa"/>
-              <w:start w:w="180" w:type="dxa"/>
-              <w:bottom w:w="110" w:type="dxa"/>
-              <w:end w:w="180" w:type="dxa"/>
-            </w:tcMar>
-            <w:vAlign w:val="center"/>
-          </w:tcPr>
-          <w:p>
-            <w:pPr>
-              <w:spacing w:after="0" w:line="288" w:lineRule="auto"/>
-            </w:pPr>
-            <w:r>
-              <w:rPr>
-                <w:rFonts w:ascii="Malgun Gothic" w:hAnsi="Malgun Gothic" w:eastAsia="Malgun Gothic"/>
-                <w:b/>
-                <w:color w:val="1F3A5F"/>
-                <w:sz w:val="21"/>
-              </w:rPr>
-              <w:t>이번 실험에서 남긴 경계</w:t>
-              <w:br/>
-              <w:br/>
-              <w:t>가격 기반 모델의 공동 실패는 그 자체로 다음 달 수익률을 예측하지 않았다. 같은 달에 모델들이 함께 약해졌다는 관측과, 그 관측이 미래를 설명한다는 주장은 구분해야 한다. 현재 지표는 매매 신호가 아니라 원인 분석을 위한 사건 표식으로만 남긴다.</w:t>
-            </w:r>
-          </w:p>
-        </w:tc>
-      </w:tr>
-    </w:tbl>
     <w:p>
       <w:pPr>
-        <w:spacing w:after="0"/>
+        <w:spacing w:after="160" w:line="320" w:lineRule="auto"/>
       </w:pPr>
+      <w:r>
+        <w:rPr>
+          <w:rFonts w:ascii="Malgun Gothic" w:hAnsi="Malgun Gothic" w:eastAsia="Malgun Gothic"/>
+          <w:sz w:val="22"/>
+        </w:rPr>
+        <w:t>여기서 남긴 경계는 분명하다. 가격 기반 모델의 공동 실패는 그 자체로 다음 달 수익률을 예측하지 않았다. 같은 달에 모델들이 함께 약해졌다는 관측과, 그 관측이 미래를 설명한다는 주장은 구분해야 한다. 현재 이 지표는 매매 신호가 아니라 원인을 찾아볼 달을 표시하는 기록으로만 남긴다.</w:t>
+      </w:r>
     </w:p>
     <w:p>
       <w:pPr>
@@ -1170,7 +1134,7 @@
         <w:pStyle w:val="Heading2"/>
       </w:pPr>
       <w:r>
-        <w:t>사건 기록과 예측 신호를 분리한다</w:t>
+        <w:t>기록과 예측은 다른 일이다</w:t>
       </w:r>
     </w:p>
     <w:p>
@@ -1280,7 +1244,7 @@
         <w:pStyle w:val="Heading2"/>
       </w:pPr>
       <w:r>
-        <w:t>다음 검증의 실패 조건을 먼저 적어 둔다</w:t>
+        <w:t>다음 실험에서는 무엇이 틀리면 멈출 것인가</w:t>
       </w:r>
     </w:p>
     <w:p>
@@ -1415,30 +1379,6 @@
           <w:sz w:val="19"/>
         </w:rPr>
         <w:t>기간을 나눈 결과: https://github.com/Rowoon-Lee5/metric_studio_by_moon/blob/main/results/model_failure_lead_time_split.csv</w:t>
-      </w:r>
-    </w:p>
-    <w:p>
-      <w:pPr>
-        <w:spacing w:after="160" w:line="320" w:lineRule="auto"/>
-      </w:pPr>
-      <w:r>
-        <w:rPr>
-          <w:rFonts w:ascii="Malgun Gothic" w:hAnsi="Malgun Gothic" w:eastAsia="Malgun Gothic"/>
-          <w:sz w:val="22"/>
-        </w:rPr>
-        <w:t>이 글은 투자 권유가 아니다. 그럴듯한 동시적 관계를 예측력으로 오독하지 않기 위한 연구 기록이다.</w:t>
-      </w:r>
-    </w:p>
-    <w:p>
-      <w:pPr>
-        <w:spacing w:after="160" w:line="320" w:lineRule="auto"/>
-      </w:pPr>
-      <w:r>
-        <w:rPr>
-          <w:rFonts w:ascii="Malgun Gothic" w:hAnsi="Malgun Gothic" w:eastAsia="Malgun Gothic"/>
-          <w:sz w:val="22"/>
-        </w:rPr>
-        <w:t>이 글은 투자 권유가 아니다. 그럴듯한 동시적 관계를 예측력으로 오독하지 않기 위한 연구 기록이다.</w:t>
       </w:r>
     </w:p>
     <w:sectPr>
